--- a/svoyo-delo/대본/6부/14화_Sejin_blagodarit.docx
+++ b/svoyo-delo/대본/6부/14화_Sejin_blagodarit.docx
@@ -484,7 +484,7 @@
         <w:t xml:space="preserve"> </w:t>
       </w:r>
       <w:r>
-        <w:t xml:space="preserve">- 규칙: 지문 없음. 전 화 100% 「화자명: 대사」. 1턴 18단어 이내 + 긴 턴 10~15회(30~55단어). 문법 초점(B2+): 가정법(Если бы вы взяли… продавались бы; Мы бы потеряли Россию), 비교·대조(Для него взять — просто. Для вас не взять — тоже просто), 명령형 부정(не кланяйся), 생격 부정(ничего, кроме гаража).</w:t>
+        <w:t xml:space="preserve">- 규칙: 지문 없음. 전 화 100% 「화자명: 대사」. 1턴 24단어 이내 + 긴 턴 10~15회(35~60단어). 문법 초점(B2+): 가정법(Если бы вы взяли… продавались бы; Мы бы потеряли Россию), 비교·대조(Для него взять — просто. Для вас не взять — тоже просто), 명령형 부정(не кланяйся), 생격 부정(ничего, кроме гаража).</w:t>
       </w:r>
       <w:r>
         <w:t xml:space="preserve"> </w:t>
@@ -681,15 +681,15 @@
         <w:pStyle w:val="FirstParagraph"/>
       </w:pPr>
       <w:r>
-        <w:t xml:space="preserve">DOYUN: Лёша, коротко. Президент прилетает в среду. Утренним рейсом. Со мной и с Хан Джису.</w:t>
-      </w:r>
-    </w:p>
-    <w:p>
-      <w:pPr>
-        <w:pStyle w:val="BodyText"/>
-      </w:pPr>
-      <w:r>
-        <w:t xml:space="preserve">ALEKSEY: В среду? Зачем? Что случилось?</w:t>
+        <w:t xml:space="preserve">DOYUN: Лёша, коротко: президент прилетает в среду утренним рейсом, вместе со мной и с Хан Джису.</w:t>
+      </w:r>
+    </w:p>
+    <w:p>
+      <w:pPr>
+        <w:pStyle w:val="BodyText"/>
+      </w:pPr>
+      <w:r>
+        <w:t xml:space="preserve">ALEKSEY: В среду? А зачем? Что-то случилось, Доюн?</w:t>
       </w:r>
     </w:p>
     <w:p>
@@ -705,63 +705,63 @@
         <w:pStyle w:val="BodyText"/>
       </w:pPr>
       <w:r>
-        <w:t xml:space="preserve">ALEKSEY: Полевые цветы. Для кого?</w:t>
-      </w:r>
-    </w:p>
-    <w:p>
-      <w:pPr>
-        <w:pStyle w:val="BodyText"/>
-      </w:pPr>
-      <w:r>
-        <w:t xml:space="preserve">DOYUN: Не сказал. Лёша, мне пора. Он зовёт. До среды.</w:t>
-      </w:r>
-    </w:p>
-    <w:p>
-      <w:pPr>
-        <w:pStyle w:val="BodyText"/>
-      </w:pPr>
-      <w:r>
-        <w:t xml:space="preserve">IRINA: Президент Юн. Без повестки. Это либо очень хорошо, либо очень плохо.</w:t>
-      </w:r>
-    </w:p>
-    <w:p>
-      <w:pPr>
-        <w:pStyle w:val="BodyText"/>
-      </w:pPr>
-      <w:r>
-        <w:t xml:space="preserve">OLGA: Плохо — не приезжают. Плохо — присылают юриста. А он везёт юриста с собой.</w:t>
-      </w:r>
-    </w:p>
-    <w:p>
-      <w:pPr>
-        <w:pStyle w:val="BodyText"/>
-      </w:pPr>
-      <w:r>
-        <w:t xml:space="preserve">KIRILL: Может, комплаенс-аудит? После Глеба. Проверить нашу цепочку.</w:t>
-      </w:r>
-    </w:p>
-    <w:p>
-      <w:pPr>
-        <w:pStyle w:val="BodyText"/>
-      </w:pPr>
-      <w:r>
-        <w:t xml:space="preserve">IRINA: Или цена. Новый контракт с сентября. Курс всё ещё сто двадцать.</w:t>
-      </w:r>
-    </w:p>
-    <w:p>
-      <w:pPr>
-        <w:pStyle w:val="BodyText"/>
-      </w:pPr>
-      <w:r>
-        <w:t xml:space="preserve">DIMA: А может, он просто хочет приехать? Сказать спасибо?</w:t>
-      </w:r>
-    </w:p>
-    <w:p>
-      <w:pPr>
-        <w:pStyle w:val="BodyText"/>
-      </w:pPr>
-      <w:r>
-        <w:t xml:space="preserve">OLGA: Президенты не приезжают «просто». Даже хорошие.</w:t>
+        <w:t xml:space="preserve">ALEKSEY: Полевые цветы? А для кого они, он не объяснил?</w:t>
+      </w:r>
+    </w:p>
+    <w:p>
+      <w:pPr>
+        <w:pStyle w:val="BodyText"/>
+      </w:pPr>
+      <w:r>
+        <w:t xml:space="preserve">DOYUN: Нет, не сказал. Лёша, мне пора, он меня зовёт. До среды.</w:t>
+      </w:r>
+    </w:p>
+    <w:p>
+      <w:pPr>
+        <w:pStyle w:val="BodyText"/>
+      </w:pPr>
+      <w:r>
+        <w:t xml:space="preserve">IRINA: Президент Юн приезжает без повестки. Это либо очень хорошо, либо очень плохо, середины тут не бывает.</w:t>
+      </w:r>
+    </w:p>
+    <w:p>
+      <w:pPr>
+        <w:pStyle w:val="BodyText"/>
+      </w:pPr>
+      <w:r>
+        <w:t xml:space="preserve">OLGA: С плохим не приезжают, с плохим присылают юриста. А он везёт юриста с собой.</w:t>
+      </w:r>
+    </w:p>
+    <w:p>
+      <w:pPr>
+        <w:pStyle w:val="BodyText"/>
+      </w:pPr>
+      <w:r>
+        <w:t xml:space="preserve">KIRILL: Может быть, это комплаенс-аудит после Глеба? Чтобы проверить всю нашу цепочку?</w:t>
+      </w:r>
+    </w:p>
+    <w:p>
+      <w:pPr>
+        <w:pStyle w:val="BodyText"/>
+      </w:pPr>
+      <w:r>
+        <w:t xml:space="preserve">IRINA: Или цена: новый контракт с сентября, а курс всё ещё сто двадцать.</w:t>
+      </w:r>
+    </w:p>
+    <w:p>
+      <w:pPr>
+        <w:pStyle w:val="BodyText"/>
+      </w:pPr>
+      <w:r>
+        <w:t xml:space="preserve">DIMA: А может, он просто хочет приехать и сказать нам спасибо?</w:t>
+      </w:r>
+    </w:p>
+    <w:p>
+      <w:pPr>
+        <w:pStyle w:val="BodyText"/>
+      </w:pPr>
+      <w:r>
+        <w:t xml:space="preserve">OLGA: Президенты «просто» не приезжают, Дима, даже самые хорошие.</w:t>
       </w:r>
     </w:p>
     <w:p>
@@ -777,23 +777,23 @@
         <w:pStyle w:val="BodyText"/>
       </w:pPr>
       <w:r>
-        <w:t xml:space="preserve">IRINA: Значит, проверил.</w:t>
-      </w:r>
-    </w:p>
-    <w:p>
-      <w:pPr>
-        <w:pStyle w:val="BodyText"/>
-      </w:pPr>
-      <w:r>
-        <w:t xml:space="preserve">ALEKSEY: Значит, проверил. Дима, найди полевые цветы. В Москве. В июле.</w:t>
-      </w:r>
-    </w:p>
-    <w:p>
-      <w:pPr>
-        <w:pStyle w:val="BodyText"/>
-      </w:pPr>
-      <w:r>
-        <w:t xml:space="preserve">DIMA: Найду. У мамы в Ярославле весь луг такой. Попрошу привезти утренним поездом.</w:t>
+        <w:t xml:space="preserve">IRINA: Значит, он уже всё проверил, раз приезжает.</w:t>
+      </w:r>
+    </w:p>
+    <w:p>
+      <w:pPr>
+        <w:pStyle w:val="BodyText"/>
+      </w:pPr>
+      <w:r>
+        <w:t xml:space="preserve">ALEKSEY: Значит, проверил. Дима, найди, пожалуйста, полевые цветы, в Москве и в июле.</w:t>
+      </w:r>
+    </w:p>
+    <w:p>
+      <w:pPr>
+        <w:pStyle w:val="BodyText"/>
+      </w:pPr>
+      <w:r>
+        <w:t xml:space="preserve">DIMA: Найду. У мамы в Ярославле весь луг в таких цветах, попрошу её прислать утренним поездом.</w:t>
       </w:r>
     </w:p>
     <w:bookmarkEnd w:id="21"/>
@@ -811,279 +811,279 @@
         <w:pStyle w:val="FirstParagraph"/>
       </w:pPr>
       <w:r>
-        <w:t xml:space="preserve">DOYUN: Президент просит минуту. Сначала — не переговорная. Сначала — дверь.</w:t>
-      </w:r>
-    </w:p>
-    <w:p>
-      <w:pPr>
-        <w:pStyle w:val="BodyText"/>
-      </w:pPr>
-      <w:r>
-        <w:t xml:space="preserve">ALEKSEY: Дверь? Какая дверь?</w:t>
-      </w:r>
-    </w:p>
-    <w:p>
-      <w:pPr>
-        <w:pStyle w:val="BodyText"/>
-      </w:pPr>
-      <w:r>
-        <w:t xml:space="preserve">DOYUN: Та, над которой картонка. Он хочет постоять.</w:t>
-      </w:r>
-    </w:p>
-    <w:p>
-      <w:pPr>
-        <w:pStyle w:val="BodyText"/>
-      </w:pPr>
-      <w:r>
-        <w:t xml:space="preserve">YUN: «Не навреди». Доюн, переведи точно. Каждое слово.</w:t>
-      </w:r>
-    </w:p>
-    <w:p>
-      <w:pPr>
-        <w:pStyle w:val="BodyText"/>
-      </w:pPr>
-      <w:r>
-        <w:t xml:space="preserve">DOYUN: Он спрашивает: это рука бабушки? Твоя бабушка писала?</w:t>
-      </w:r>
-    </w:p>
-    <w:p>
-      <w:pPr>
-        <w:pStyle w:val="BodyText"/>
-      </w:pPr>
-      <w:r>
-        <w:t xml:space="preserve">ALEKSEY: Её рука. Сорок лет висела над её пунктом. Теперь — здесь.</w:t>
-      </w:r>
-    </w:p>
-    <w:p>
-      <w:pPr>
-        <w:pStyle w:val="BodyText"/>
-      </w:pPr>
-      <w:r>
-        <w:t xml:space="preserve">YUN: Хорошо. Теперь можно говорить. Хан Джису, покажите.</w:t>
-      </w:r>
-    </w:p>
-    <w:p>
-      <w:pPr>
-        <w:pStyle w:val="BodyText"/>
-      </w:pPr>
-      <w:r>
-        <w:t xml:space="preserve">HAN: Отчёт. Коротко, насколько можно. Типография, от которой мы ушли четыре года назад, сохранила наши макеты. И продала их. Не один раз — три раза. Через посредника в Гонконге. Мы нашли его переписку. Это заняло три месяца и двух адвокатов в двух странах.</w:t>
-      </w:r>
-    </w:p>
-    <w:p>
-      <w:pPr>
-        <w:pStyle w:val="BodyText"/>
-      </w:pPr>
-      <w:r>
-        <w:t xml:space="preserve">OLGA: Три покупателя?</w:t>
-      </w:r>
-    </w:p>
-    <w:p>
-      <w:pPr>
-        <w:pStyle w:val="BodyText"/>
-      </w:pPr>
-      <w:r>
-        <w:t xml:space="preserve">HAN: Три. Первый — китайский завод, который делал гель Глеба. Второй — группа в Алматы. Третий — во Вьетнаме.</w:t>
-      </w:r>
-    </w:p>
-    <w:p>
-      <w:pPr>
-        <w:pStyle w:val="BodyText"/>
-      </w:pPr>
-      <w:r>
-        <w:t xml:space="preserve">IRINA: Алматы. Лот двадцать два ноль семь. Подделки, которые нашли у Айгерим в прошлом году.</w:t>
-      </w:r>
-    </w:p>
-    <w:p>
-      <w:pPr>
-        <w:pStyle w:val="BodyText"/>
-      </w:pPr>
-      <w:r>
-        <w:t xml:space="preserve">HAN: Именно. Ваши фотографии из Мытищ совпали с алматинскими. Один макет.</w:t>
-      </w:r>
-    </w:p>
-    <w:p>
-      <w:pPr>
-        <w:pStyle w:val="BodyText"/>
-      </w:pPr>
-      <w:r>
-        <w:t xml:space="preserve">OLGA: Значит, Глеб был не один. Он был одним из трёх.</w:t>
-      </w:r>
-    </w:p>
-    <w:p>
-      <w:pPr>
-        <w:pStyle w:val="BodyText"/>
-      </w:pPr>
-      <w:r>
-        <w:t xml:space="preserve">KIRILL: Наши фотографии? Те, что Ольга Петровна сделала в кафе?</w:t>
-      </w:r>
-    </w:p>
-    <w:p>
-      <w:pPr>
-        <w:pStyle w:val="BodyText"/>
-      </w:pPr>
-      <w:r>
-        <w:t xml:space="preserve">HAN: Те самые. Шрифт, ширина логотипа, номера кодов. Без них мы искали бы ещё год. Китайский завод закрыт в мае. Местный регулятор, по нашей жалобе, с вашими фотографиями в приложении. Ваш акт из кафе, кстати, тоже перевели на китайский. Им понравился свидетель-администратор.</w:t>
-      </w:r>
-    </w:p>
-    <w:p>
-      <w:pPr>
-        <w:pStyle w:val="BodyText"/>
-      </w:pPr>
-      <w:r>
-        <w:t xml:space="preserve">ZAYTSEV: Сколько изъяли?</w:t>
-      </w:r>
-    </w:p>
-    <w:p>
-      <w:pPr>
-        <w:pStyle w:val="BodyText"/>
-      </w:pPr>
-      <w:r>
-        <w:t xml:space="preserve">HAN: Сорок тысяч шприцев. Готовы к отправке. Половина — в Россию, половина — в Азию.</w:t>
-      </w:r>
-    </w:p>
-    <w:p>
-      <w:pPr>
-        <w:pStyle w:val="BodyText"/>
-      </w:pPr>
-      <w:r>
-        <w:t xml:space="preserve">IRINA: Сорок тысяч. Это почти половина нашего годового объёма.</w:t>
-      </w:r>
-    </w:p>
-    <w:p>
-      <w:pPr>
-        <w:pStyle w:val="BodyText"/>
-      </w:pPr>
-      <w:r>
-        <w:t xml:space="preserve">DIMA: Половина нашего года. И все — с нашими кодами?</w:t>
-      </w:r>
-    </w:p>
-    <w:p>
-      <w:pPr>
-        <w:pStyle w:val="BodyText"/>
-      </w:pPr>
-      <w:r>
-        <w:t xml:space="preserve">YUN: Сорок тысяч пациенток. С нашим именем на коробке. И с неизвестным внутри.</w:t>
-      </w:r>
-    </w:p>
-    <w:p>
-      <w:pPr>
-        <w:pStyle w:val="BodyText"/>
-      </w:pPr>
-      <w:r>
-        <w:t xml:space="preserve">OLGA: Вьетнам?</w:t>
-      </w:r>
-    </w:p>
-    <w:p>
-      <w:pPr>
-        <w:pStyle w:val="BodyText"/>
-      </w:pPr>
-      <w:r>
-        <w:t xml:space="preserve">HAN: Вьетнам нашёл сам. После вашего кодекса. Мы перевели его на девять языков.</w:t>
-      </w:r>
-    </w:p>
-    <w:p>
-      <w:pPr>
-        <w:pStyle w:val="BodyText"/>
-      </w:pPr>
-      <w:r>
-        <w:t xml:space="preserve">KIRILL: Наш кодекс? Ольга Петровна, вы слышите? На девять языков.</w:t>
-      </w:r>
-    </w:p>
-    <w:p>
-      <w:pPr>
-        <w:pStyle w:val="BodyText"/>
-      </w:pPr>
-      <w:r>
-        <w:t xml:space="preserve">OLGA: Слышу. Первая строчка там — картонка?</w:t>
-      </w:r>
-    </w:p>
-    <w:p>
-      <w:pPr>
-        <w:pStyle w:val="BodyText"/>
-      </w:pPr>
-      <w:r>
-        <w:t xml:space="preserve">HAN: Первая строчка — «Не навреди». На всех языках. Президент сам настоял.</w:t>
-      </w:r>
-    </w:p>
-    <w:p>
-      <w:pPr>
-        <w:pStyle w:val="BodyText"/>
-      </w:pPr>
-      <w:r>
-        <w:t xml:space="preserve">KIRILL: На девяти языках. А бабушка Алексея Николаевича даже не знает.</w:t>
-      </w:r>
-    </w:p>
-    <w:p>
-      <w:pPr>
-        <w:pStyle w:val="BodyText"/>
-      </w:pPr>
-      <w:r>
-        <w:t xml:space="preserve">YUN: Воронцов. В марте я сказал: «Спасибо — потом. Если будет за что». Я проверил завод. Я проверил типографию. Я проверил Алматы, Ханой, Шэньчжэнь. Я проверил всё, что можно проверить за четыре месяца. Теперь я могу сказать. И я приехал сказать это лично, а не письмом.</w:t>
-      </w:r>
-    </w:p>
-    <w:p>
-      <w:pPr>
-        <w:pStyle w:val="BodyText"/>
-      </w:pPr>
-      <w:r>
-        <w:t xml:space="preserve">ALEKSEY: Господин президент…</w:t>
-      </w:r>
-    </w:p>
-    <w:p>
-      <w:pPr>
-        <w:pStyle w:val="BodyText"/>
-      </w:pPr>
-      <w:r>
-        <w:t xml:space="preserve">YUN: Подождите. Я ещё не закончил. Если бы вы взяли коробку Глеба — сорок тысяч шприцев продавались бы с вашими кодами. Наше имя — на них. Через год — суд, пресса, закрытый рынок. Двадцать лет работы. Вы отказались от десяти миллионов рублей, когда у вас не было денег. Вы нас защитили.</w:t>
-      </w:r>
-    </w:p>
-    <w:p>
-      <w:pPr>
-        <w:pStyle w:val="BodyText"/>
-      </w:pPr>
-      <w:r>
-        <w:t xml:space="preserve">DOYUN: Лёша… Он кланяется. Так он кланялся только один раз. Танаке. Я видел фотографию.</w:t>
-      </w:r>
-    </w:p>
-    <w:p>
-      <w:pPr>
-        <w:pStyle w:val="BodyText"/>
-      </w:pPr>
-      <w:r>
-        <w:t xml:space="preserve">ALEKSEY: Господин президент, пожалуйста. Не надо. Мы просто не взяли коробку.</w:t>
-      </w:r>
-    </w:p>
-    <w:p>
-      <w:pPr>
-        <w:pStyle w:val="BodyText"/>
-      </w:pPr>
-      <w:r>
-        <w:t xml:space="preserve">YUN: Просто не взяли. Глеб тоже думал, что это просто. Для него взять — просто. Для вас не взять — тоже просто. Вот в этом и вся разница между нами и ними. Не в законе. Не в деньгах. В том, что кажется простым. Этому нельзя научить за один день.</w:t>
-      </w:r>
-    </w:p>
-    <w:p>
-      <w:pPr>
-        <w:pStyle w:val="BodyText"/>
-      </w:pPr>
-      <w:r>
-        <w:t xml:space="preserve">KORNILOVA: Можно мне? Я опоздала. Дима сказал, здесь цветы. Полевые. Это… это для кого?</w:t>
-      </w:r>
-    </w:p>
-    <w:p>
-      <w:pPr>
-        <w:pStyle w:val="BodyText"/>
-      </w:pPr>
-      <w:r>
-        <w:t xml:space="preserve">YUN: Доктор Корнилова. Это для вас. Ваше письмо врачам. «Я не знаю, что внутри. И никто не знает». Хан Джису перевела его для Вьетнама. Врач в Ханое позвонил дистрибьютору после этой строчки. У него на столе лежали двести шприцев. С нашим именем. Он их не открыл.</w:t>
-      </w:r>
-    </w:p>
-    <w:p>
-      <w:pPr>
-        <w:pStyle w:val="BodyText"/>
-      </w:pPr>
-      <w:r>
-        <w:t xml:space="preserve">KORNILOVA: Мне? Цветы? Тридцать лет мне дарили только благодарности в журнале. Спасибо.</w:t>
+        <w:t xml:space="preserve">DOYUN: Президент просит минуту. Сначала он хочет пойти не в переговорную, а к двери.</w:t>
+      </w:r>
+    </w:p>
+    <w:p>
+      <w:pPr>
+        <w:pStyle w:val="BodyText"/>
+      </w:pPr>
+      <w:r>
+        <w:t xml:space="preserve">ALEKSEY: К двери? К какой именно двери?</w:t>
+      </w:r>
+    </w:p>
+    <w:p>
+      <w:pPr>
+        <w:pStyle w:val="BodyText"/>
+      </w:pPr>
+      <w:r>
+        <w:t xml:space="preserve">DOYUN: К той, над которой висит картонка. Он хочет просто постоять перед ней.</w:t>
+      </w:r>
+    </w:p>
+    <w:p>
+      <w:pPr>
+        <w:pStyle w:val="BodyText"/>
+      </w:pPr>
+      <w:r>
+        <w:t xml:space="preserve">YUN: «Не навреди». Доюн, переведи точно, каждое слово.</w:t>
+      </w:r>
+    </w:p>
+    <w:p>
+      <w:pPr>
+        <w:pStyle w:val="BodyText"/>
+      </w:pPr>
+      <w:r>
+        <w:t xml:space="preserve">DOYUN: Он спрашивает: это рука бабушки? Это твоя бабушка писала?</w:t>
+      </w:r>
+    </w:p>
+    <w:p>
+      <w:pPr>
+        <w:pStyle w:val="BodyText"/>
+      </w:pPr>
+      <w:r>
+        <w:t xml:space="preserve">ALEKSEY: Да, это её рука. Сорок лет картонка висела над её пунктом, а теперь висит здесь.</w:t>
+      </w:r>
+    </w:p>
+    <w:p>
+      <w:pPr>
+        <w:pStyle w:val="BodyText"/>
+      </w:pPr>
+      <w:r>
+        <w:t xml:space="preserve">YUN: Хорошо, теперь можно говорить. Хан Джису, покажите, пожалуйста, что вы нашли.</w:t>
+      </w:r>
+    </w:p>
+    <w:p>
+      <w:pPr>
+        <w:pStyle w:val="BodyText"/>
+      </w:pPr>
+      <w:r>
+        <w:t xml:space="preserve">HAN: Отчёт, коротко, насколько это возможно. Типография, от которой мы ушли четыре года назад, сохранила наши макеты и продала их — не один раз, а три, через посредника в Гонконге. Мы нашли его переписку, и на это ушло три месяца и два адвоката в двух странах.</w:t>
+      </w:r>
+    </w:p>
+    <w:p>
+      <w:pPr>
+        <w:pStyle w:val="BodyText"/>
+      </w:pPr>
+      <w:r>
+        <w:t xml:space="preserve">OLGA: Значит, покупателей было трое?</w:t>
+      </w:r>
+    </w:p>
+    <w:p>
+      <w:pPr>
+        <w:pStyle w:val="BodyText"/>
+      </w:pPr>
+      <w:r>
+        <w:t xml:space="preserve">HAN: Трое. Первый — китайский завод, который делал гель Глеба. Второй — группа в Алматы. Третий — во Вьетнаме.</w:t>
+      </w:r>
+    </w:p>
+    <w:p>
+      <w:pPr>
+        <w:pStyle w:val="BodyText"/>
+      </w:pPr>
+      <w:r>
+        <w:t xml:space="preserve">IRINA: Алматы… Лот двадцать два ноль семь — это подделки, которые в прошлом году нашли у Айгерим.</w:t>
+      </w:r>
+    </w:p>
+    <w:p>
+      <w:pPr>
+        <w:pStyle w:val="BodyText"/>
+      </w:pPr>
+      <w:r>
+        <w:t xml:space="preserve">HAN: Именно. Ваши фотографии из Мытищ совпали с алматинскими, это один и тот же макет.</w:t>
+      </w:r>
+    </w:p>
+    <w:p>
+      <w:pPr>
+        <w:pStyle w:val="BodyText"/>
+      </w:pPr>
+      <w:r>
+        <w:t xml:space="preserve">OLGA: Значит, Глеб был не один, а лишь одним из трёх покупателей.</w:t>
+      </w:r>
+    </w:p>
+    <w:p>
+      <w:pPr>
+        <w:pStyle w:val="BodyText"/>
+      </w:pPr>
+      <w:r>
+        <w:t xml:space="preserve">KIRILL: Наши фотографии? Те самые, которые Ольга Петровна сделала в кафе?</w:t>
+      </w:r>
+    </w:p>
+    <w:p>
+      <w:pPr>
+        <w:pStyle w:val="BodyText"/>
+      </w:pPr>
+      <w:r>
+        <w:t xml:space="preserve">HAN: Те самые: шрифт, ширина логотипа, номера кодов. Без них мы искали бы ещё год. В мае китайский завод закрыли: местный регулятор действовал по нашей жалобе, с вашими фотографиями в приложении. Ваш акт из кафе, кстати, тоже перевели на китайский, и им очень понравился свидетель-администратор.</w:t>
+      </w:r>
+    </w:p>
+    <w:p>
+      <w:pPr>
+        <w:pStyle w:val="BodyText"/>
+      </w:pPr>
+      <w:r>
+        <w:t xml:space="preserve">ZAYTSEV: А сколько товара в итоге изъяли?</w:t>
+      </w:r>
+    </w:p>
+    <w:p>
+      <w:pPr>
+        <w:pStyle w:val="BodyText"/>
+      </w:pPr>
+      <w:r>
+        <w:t xml:space="preserve">HAN: Сорок тысяч шприцев, готовых к отправке: половина должна была пойти в Россию, а половина — в Азию.</w:t>
+      </w:r>
+    </w:p>
+    <w:p>
+      <w:pPr>
+        <w:pStyle w:val="BodyText"/>
+      </w:pPr>
+      <w:r>
+        <w:t xml:space="preserve">IRINA: Сорок тысяч — это почти половина нашего годового объёма.</w:t>
+      </w:r>
+    </w:p>
+    <w:p>
+      <w:pPr>
+        <w:pStyle w:val="BodyText"/>
+      </w:pPr>
+      <w:r>
+        <w:t xml:space="preserve">DIMA: Половина нашего года, и все шприцы были с нашими кодами?</w:t>
+      </w:r>
+    </w:p>
+    <w:p>
+      <w:pPr>
+        <w:pStyle w:val="BodyText"/>
+      </w:pPr>
+      <w:r>
+        <w:t xml:space="preserve">YUN: Сорок тысяч пациенток — с нашим именем на коробке и с неизвестным внутри.</w:t>
+      </w:r>
+    </w:p>
+    <w:p>
+      <w:pPr>
+        <w:pStyle w:val="BodyText"/>
+      </w:pPr>
+      <w:r>
+        <w:t xml:space="preserve">OLGA: А что с Вьетнамом? Там тоже нашли?</w:t>
+      </w:r>
+    </w:p>
+    <w:p>
+      <w:pPr>
+        <w:pStyle w:val="BodyText"/>
+      </w:pPr>
+      <w:r>
+        <w:t xml:space="preserve">HAN: Вьетнам нашёл всё сам, после вашего кодекса. Мы перевели его на девять языков.</w:t>
+      </w:r>
+    </w:p>
+    <w:p>
+      <w:pPr>
+        <w:pStyle w:val="BodyText"/>
+      </w:pPr>
+      <w:r>
+        <w:t xml:space="preserve">KIRILL: Наш кодекс? Ольга Петровна, вы слышите? Его перевели на девять языков!</w:t>
+      </w:r>
+    </w:p>
+    <w:p>
+      <w:pPr>
+        <w:pStyle w:val="BodyText"/>
+      </w:pPr>
+      <w:r>
+        <w:t xml:space="preserve">OLGA: Слышу, Кирилл. А первая строчка там — картонка?</w:t>
+      </w:r>
+    </w:p>
+    <w:p>
+      <w:pPr>
+        <w:pStyle w:val="BodyText"/>
+      </w:pPr>
+      <w:r>
+        <w:t xml:space="preserve">HAN: Первая строчка — «Не навреди», на всех языках. Президент сам на этом настоял.</w:t>
+      </w:r>
+    </w:p>
+    <w:p>
+      <w:pPr>
+        <w:pStyle w:val="BodyText"/>
+      </w:pPr>
+      <w:r>
+        <w:t xml:space="preserve">KIRILL: На девяти языках, а бабушка Алексея Николаевича об этом даже не знает.</w:t>
+      </w:r>
+    </w:p>
+    <w:p>
+      <w:pPr>
+        <w:pStyle w:val="BodyText"/>
+      </w:pPr>
+      <w:r>
+        <w:t xml:space="preserve">YUN: Воронцов, в марте я сказал: «Спасибо — потом. Если будет за что». Я проверил завод, проверил типографию, проверил Алматы, Ханой и Шэньчжэнь — всё, что можно было проверить за четыре месяца. Теперь я могу сказать. И я приехал сказать это лично, а не письмом, потому что такое письмом не говорят.</w:t>
+      </w:r>
+    </w:p>
+    <w:p>
+      <w:pPr>
+        <w:pStyle w:val="BodyText"/>
+      </w:pPr>
+      <w:r>
+        <w:t xml:space="preserve">ALEKSEY: Господин президент… я даже не знаю, что ответить.</w:t>
+      </w:r>
+    </w:p>
+    <w:p>
+      <w:pPr>
+        <w:pStyle w:val="BodyText"/>
+      </w:pPr>
+      <w:r>
+        <w:t xml:space="preserve">YUN: Подождите, я ещё не закончил. Если бы вы взяли коробку Глеба, сорок тысяч шприцев продавались бы с вашими кодами и с нашим именем на них. Через год был бы суд, пресса и закрытый рынок, и двадцать лет работы пропали бы. Вы отказались от десяти миллионов рублей, когда у вас не было денег. Вы нас защитили.</w:t>
+      </w:r>
+    </w:p>
+    <w:p>
+      <w:pPr>
+        <w:pStyle w:val="BodyText"/>
+      </w:pPr>
+      <w:r>
+        <w:t xml:space="preserve">DOYUN: Лёша… Он кланяется. Так он кланялся только один раз в жизни, Танаке, я видел фотографию.</w:t>
+      </w:r>
+    </w:p>
+    <w:p>
+      <w:pPr>
+        <w:pStyle w:val="BodyText"/>
+      </w:pPr>
+      <w:r>
+        <w:t xml:space="preserve">ALEKSEY: Господин президент, пожалуйста, не надо. Мы ведь просто не взяли коробку.</w:t>
+      </w:r>
+    </w:p>
+    <w:p>
+      <w:pPr>
+        <w:pStyle w:val="BodyText"/>
+      </w:pPr>
+      <w:r>
+        <w:t xml:space="preserve">YUN: «Просто не взяли». Глеб тоже думал, что это просто. Для него взять — просто. Для вас не взять — тоже просто. Вот в этом и вся разница между нами и ними. Не в законе. Не в деньгах. В том, что кажется простым. Этому нельзя научить за один день, и даже за год нельзя.</w:t>
+      </w:r>
+    </w:p>
+    <w:p>
+      <w:pPr>
+        <w:pStyle w:val="BodyText"/>
+      </w:pPr>
+      <w:r>
+        <w:t xml:space="preserve">KORNILOVA: Можно мне? Простите, я опоздала. Дима сказал, что здесь полевые цветы. Это… это для кого?</w:t>
+      </w:r>
+    </w:p>
+    <w:p>
+      <w:pPr>
+        <w:pStyle w:val="BodyText"/>
+      </w:pPr>
+      <w:r>
+        <w:t xml:space="preserve">YUN: Доктор Корнилова, они для вас. Ваше письмо врачам: «Я не знаю, что внутри. И никто не знает». Хан Джису перевела его для Вьетнама, и врач в Ханое позвонил дистрибьютору после этой строчки. У него на столе лежали двести шприцев с нашим именем, и он их не открыл.</w:t>
+      </w:r>
+    </w:p>
+    <w:p>
+      <w:pPr>
+        <w:pStyle w:val="BodyText"/>
+      </w:pPr>
+      <w:r>
+        <w:t xml:space="preserve">KORNILOVA: Мне? Цветы? За тридцать лет мне дарили только благодарности в журнале. Спасибо вам, я… спасибо.</w:t>
       </w:r>
     </w:p>
     <w:bookmarkEnd w:id="22"/>
@@ -1101,239 +1101,239 @@
         <w:pStyle w:val="FirstParagraph"/>
       </w:pPr>
       <w:r>
-        <w:t xml:space="preserve">YUN: Теперь — дела. Спасибо без дела — это просто слова. Хан Джису, три пункта.</w:t>
-      </w:r>
-    </w:p>
-    <w:p>
-      <w:pPr>
-        <w:pStyle w:val="BodyText"/>
-      </w:pPr>
-      <w:r>
-        <w:t xml:space="preserve">HAN: Первый. Валюта. Если доллар дороже ста пятнадцати рублей — «Седжин» берёт на себя половину разницы. Двенадцать месяцев.</w:t>
-      </w:r>
-    </w:p>
-    <w:p>
-      <w:pPr>
-        <w:pStyle w:val="BodyText"/>
-      </w:pPr>
-      <w:r>
-        <w:t xml:space="preserve">IRINA: Половину разницы. При курсе сто двадцать это… пять рублей на доллар. Нам — два с половиной.</w:t>
-      </w:r>
-    </w:p>
-    <w:p>
-      <w:pPr>
-        <w:pStyle w:val="BodyText"/>
-      </w:pPr>
-      <w:r>
-        <w:t xml:space="preserve">HAN: Да. Это коридор. Не скидка. Если рубль вернётся — коридор не работает.</w:t>
-      </w:r>
-    </w:p>
-    <w:p>
-      <w:pPr>
-        <w:pStyle w:val="BodyText"/>
-      </w:pPr>
-      <w:r>
-        <w:t xml:space="preserve">IRINA: Одобряю. Это примерно миллион в месяц. Индексацию разморозим в октябре.</w:t>
-      </w:r>
-    </w:p>
-    <w:p>
-      <w:pPr>
-        <w:pStyle w:val="BodyText"/>
-      </w:pPr>
-      <w:r>
-        <w:t xml:space="preserve">OLGA: Подождите. Что «Седжин» хочет взамен? Благодарность в договоре — это опасно. Потом её трудно вычеркнуть.</w:t>
-      </w:r>
-    </w:p>
-    <w:p>
-      <w:pPr>
-        <w:pStyle w:val="BodyText"/>
-      </w:pPr>
-      <w:r>
-        <w:t xml:space="preserve">YUN: Госпожа Миронова, это правильный вопрос. Это не подарок. Это страховка. Для нас. Если вы умрёте от курса, на ваше место придёт Глеб. Или Волков. Или кто-то, кого мы не знаем. Нам это обойдётся дороже, чем пять рублей на доллар. Я считал.</w:t>
-      </w:r>
-    </w:p>
-    <w:p>
-      <w:pPr>
-        <w:pStyle w:val="BodyText"/>
-      </w:pPr>
-      <w:r>
-        <w:t xml:space="preserve">OLGA: Тогда так и запишем. «Коридор — в интересах обеих сторон». Не «в благодарность». Слово «благодарность» в договор не пишут.</w:t>
-      </w:r>
-    </w:p>
-    <w:p>
-      <w:pPr>
-        <w:pStyle w:val="BodyText"/>
-      </w:pPr>
-      <w:r>
-        <w:t xml:space="preserve">YUN: Хорошо. Без благодарности. Благодарность — устно. Сегодня.</w:t>
-      </w:r>
-    </w:p>
-    <w:p>
-      <w:pPr>
-        <w:pStyle w:val="BodyText"/>
-      </w:pPr>
-      <w:r>
-        <w:t xml:space="preserve">HAN: Согласна. Второй пункт. Казахстан.</w:t>
-      </w:r>
-    </w:p>
-    <w:p>
-      <w:pPr>
-        <w:pStyle w:val="BodyText"/>
-      </w:pPr>
-      <w:r>
-        <w:t xml:space="preserve">ALEKSEY: Казахстан. Вы в прошлом году сказали «пока нет».</w:t>
-      </w:r>
-    </w:p>
-    <w:p>
-      <w:pPr>
-        <w:pStyle w:val="BodyText"/>
-      </w:pPr>
-      <w:r>
-        <w:t xml:space="preserve">YUN: Тогда в Алматы были подделки. Теперь я знаю, откуда. Макет мёртв. Теперь — «да».</w:t>
-      </w:r>
-    </w:p>
-    <w:p>
-      <w:pPr>
-        <w:pStyle w:val="BodyText"/>
-      </w:pPr>
-      <w:r>
-        <w:t xml:space="preserve">DIMA: Да? Казахстан — наш? Через «Алатау Мед»?</w:t>
-      </w:r>
-    </w:p>
-    <w:p>
-      <w:pPr>
-        <w:pStyle w:val="BodyText"/>
-      </w:pPr>
-      <w:r>
-        <w:t xml:space="preserve">HAN: Через «Алатау Мед». Вы — генеральный дистрибьютор. Айгерим — ваш субдилер. Доктор Абенова — второй центр обучения. Уже согласилась.</w:t>
-      </w:r>
-    </w:p>
-    <w:p>
-      <w:pPr>
-        <w:pStyle w:val="BodyText"/>
-      </w:pPr>
-      <w:r>
-        <w:t xml:space="preserve">IRINA: Айгерим знает? Она ждала год.</w:t>
-      </w:r>
-    </w:p>
-    <w:p>
-      <w:pPr>
-        <w:pStyle w:val="BodyText"/>
-      </w:pPr>
-      <w:r>
-        <w:t xml:space="preserve">HAN: Знает. Она плакала в трубку. Потом сразу спросила про цены.</w:t>
-      </w:r>
-    </w:p>
-    <w:p>
-      <w:pPr>
-        <w:pStyle w:val="BodyText"/>
-      </w:pPr>
-      <w:r>
-        <w:t xml:space="preserve">KIRILL: Тогда Айгерим нужна наша цепочка. Коды, канал, «игра в Глеба». Я могу полететь в Алматы. В сентябре.</w:t>
-      </w:r>
-    </w:p>
-    <w:p>
-      <w:pPr>
-        <w:pStyle w:val="BodyText"/>
-      </w:pPr>
-      <w:r>
-        <w:t xml:space="preserve">YUN: В сентябре вы летите в Сеул. Это третий пункт.</w:t>
-      </w:r>
-    </w:p>
-    <w:p>
-      <w:pPr>
-        <w:pStyle w:val="BodyText"/>
-      </w:pPr>
-      <w:r>
-        <w:t xml:space="preserve">KIRILL: В Сеул? Я?</w:t>
-      </w:r>
-    </w:p>
-    <w:p>
-      <w:pPr>
-        <w:pStyle w:val="BodyText"/>
-      </w:pPr>
-      <w:r>
-        <w:t xml:space="preserve">HAN: Третий пункт. Ваша система комплаенса. Три вещи — цепочка, обучение, канал. Президент хочет, чтобы она стала стандартом для всех четырнадцати наших дистрибьюторов. В сентябре в Сеуле конференция партнёров. Вы покажете её там. Сами. Сорок минут. С «игрой в Глеба», если не стесняетесь.</w:t>
-      </w:r>
-    </w:p>
-    <w:p>
-      <w:pPr>
-        <w:pStyle w:val="BodyText"/>
-      </w:pPr>
-      <w:r>
-        <w:t xml:space="preserve">KIRILL: Я… я был против отказа. В марте. Официально. Вы знаете?</w:t>
-      </w:r>
-    </w:p>
-    <w:p>
-      <w:pPr>
-        <w:pStyle w:val="BodyText"/>
-      </w:pPr>
-      <w:r>
-        <w:t xml:space="preserve">YUN: Знаю. Вы сами мне сказали. Поэтому — вы. Кто хотел взять и не взял — объяснит лучше.</w:t>
-      </w:r>
-    </w:p>
-    <w:p>
-      <w:pPr>
-        <w:pStyle w:val="BodyText"/>
-      </w:pPr>
-      <w:r>
-        <w:t xml:space="preserve">OLGA: Это почти мои слова. Кирилл, ты сказал их в апреле, когда просил канал.</w:t>
-      </w:r>
-    </w:p>
-    <w:p>
-      <w:pPr>
-        <w:pStyle w:val="BodyText"/>
-      </w:pPr>
-      <w:r>
-        <w:t xml:space="preserve">KIRILL: Я помню. Я не думал, что их услышат в Сеуле.</w:t>
-      </w:r>
-    </w:p>
-    <w:p>
-      <w:pPr>
-        <w:pStyle w:val="BodyText"/>
-      </w:pPr>
-      <w:r>
-        <w:t xml:space="preserve">IRINA: Это всё? Три пункта? Валюта, Казахстан, Сеул?</w:t>
-      </w:r>
-    </w:p>
-    <w:p>
-      <w:pPr>
-        <w:pStyle w:val="BodyText"/>
-      </w:pPr>
-      <w:r>
-        <w:t xml:space="preserve">YUN: Нет. Есть четвёртый. Не в договоре. Я хочу увидеть автора картонки. Если она согласится.</w:t>
-      </w:r>
-    </w:p>
-    <w:p>
-      <w:pPr>
-        <w:pStyle w:val="BodyText"/>
-      </w:pPr>
-      <w:r>
-        <w:t xml:space="preserve">ALEKSEY: Бабушку? Ей восемьдесят девять. Она в деревне. Двести километров.</w:t>
-      </w:r>
-    </w:p>
-    <w:p>
-      <w:pPr>
-        <w:pStyle w:val="BodyText"/>
-      </w:pPr>
-      <w:r>
-        <w:t xml:space="preserve">YUN: Я знаю. Доюн сказал. В воскресенье. Пироги. Если можно — я приеду с вами.</w:t>
-      </w:r>
-    </w:p>
-    <w:p>
-      <w:pPr>
-        <w:pStyle w:val="BodyText"/>
-      </w:pPr>
-      <w:r>
-        <w:t xml:space="preserve">DOYUN: Лёша, он серьёзно. Он учил в самолёте одну русскую фразу. Для неё.</w:t>
-      </w:r>
-    </w:p>
-    <w:p>
-      <w:pPr>
-        <w:pStyle w:val="BodyText"/>
-      </w:pPr>
-      <w:r>
-        <w:t xml:space="preserve">ALEKSEY: Тогда в воскресенье. Бабушка любит гостей, которые едят.</w:t>
+        <w:t xml:space="preserve">YUN: Теперь о делах, потому что спасибо без дела — это просто слова. Хан Джису, три пункта.</w:t>
+      </w:r>
+    </w:p>
+    <w:p>
+      <w:pPr>
+        <w:pStyle w:val="BodyText"/>
+      </w:pPr>
+      <w:r>
+        <w:t xml:space="preserve">HAN: Первый пункт — валюта. Если доллар стоит дороже ста пятнадцати рублей, «Седжин» берёт на себя половину разницы, в течение двенадцати месяцев.</w:t>
+      </w:r>
+    </w:p>
+    <w:p>
+      <w:pPr>
+        <w:pStyle w:val="BodyText"/>
+      </w:pPr>
+      <w:r>
+        <w:t xml:space="preserve">IRINA: Половину разницы… При курсе сто двадцать это пять рублей на доллар, значит, нам — два с половиной.</w:t>
+      </w:r>
+    </w:p>
+    <w:p>
+      <w:pPr>
+        <w:pStyle w:val="BodyText"/>
+      </w:pPr>
+      <w:r>
+        <w:t xml:space="preserve">HAN: Да. Это коридор, а не скидка, и если рубль вернётся, коридор просто перестанет работать.</w:t>
+      </w:r>
+    </w:p>
+    <w:p>
+      <w:pPr>
+        <w:pStyle w:val="BodyText"/>
+      </w:pPr>
+      <w:r>
+        <w:t xml:space="preserve">IRINA: Я это одобряю. Это примерно миллион в месяц, и тогда индексацию мы разморозим уже в октябре.</w:t>
+      </w:r>
+    </w:p>
+    <w:p>
+      <w:pPr>
+        <w:pStyle w:val="BodyText"/>
+      </w:pPr>
+      <w:r>
+        <w:t xml:space="preserve">OLGA: Подождите. А что «Седжин» хочет взамен? Благодарность в договоре — это опасно, потому что потом её трудно вычеркнуть.</w:t>
+      </w:r>
+    </w:p>
+    <w:p>
+      <w:pPr>
+        <w:pStyle w:val="BodyText"/>
+      </w:pPr>
+      <w:r>
+        <w:t xml:space="preserve">YUN: Госпожа Миронова, это правильный вопрос. Это не подарок. Это страховка, причём для нас. Если вы умрёте от курса, на ваше место придёт Глеб, или Волков, или кто-то, кого мы вообще не знаем. Нам это обойдётся дороже, чем пять рублей на доллар. Я всё посчитал.</w:t>
+      </w:r>
+    </w:p>
+    <w:p>
+      <w:pPr>
+        <w:pStyle w:val="BodyText"/>
+      </w:pPr>
+      <w:r>
+        <w:t xml:space="preserve">OLGA: Тогда так и запишем: «Коридор — в интересах обеих сторон», а не «в благодарность». Слово «благодарность» в договор не пишут.</w:t>
+      </w:r>
+    </w:p>
+    <w:p>
+      <w:pPr>
+        <w:pStyle w:val="BodyText"/>
+      </w:pPr>
+      <w:r>
+        <w:t xml:space="preserve">YUN: Хорошо, без благодарности. Благодарность будет устно, и уже сегодня.</w:t>
+      </w:r>
+    </w:p>
+    <w:p>
+      <w:pPr>
+        <w:pStyle w:val="BodyText"/>
+      </w:pPr>
+      <w:r>
+        <w:t xml:space="preserve">HAN: Согласна. Второй пункт касается Казахстана.</w:t>
+      </w:r>
+    </w:p>
+    <w:p>
+      <w:pPr>
+        <w:pStyle w:val="BodyText"/>
+      </w:pPr>
+      <w:r>
+        <w:t xml:space="preserve">ALEKSEY: Казахстан… В прошлом году вы сказали нам «пока нет».</w:t>
+      </w:r>
+    </w:p>
+    <w:p>
+      <w:pPr>
+        <w:pStyle w:val="BodyText"/>
+      </w:pPr>
+      <w:r>
+        <w:t xml:space="preserve">YUN: Тогда в Алматы были подделки, а теперь я знаю, откуда они брались. Макет мёртв, поэтому теперь — «да».</w:t>
+      </w:r>
+    </w:p>
+    <w:p>
+      <w:pPr>
+        <w:pStyle w:val="BodyText"/>
+      </w:pPr>
+      <w:r>
+        <w:t xml:space="preserve">DIMA: Да? Казахстан теперь наш? Через «Алатау Мед»?</w:t>
+      </w:r>
+    </w:p>
+    <w:p>
+      <w:pPr>
+        <w:pStyle w:val="BodyText"/>
+      </w:pPr>
+      <w:r>
+        <w:t xml:space="preserve">HAN: Через «Алатау Мед». Вы — генеральный дистрибьютор, Айгерим становится вашим субдилером, а доктор Абенова откроет второй центр обучения. Она уже согласилась.</w:t>
+      </w:r>
+    </w:p>
+    <w:p>
+      <w:pPr>
+        <w:pStyle w:val="BodyText"/>
+      </w:pPr>
+      <w:r>
+        <w:t xml:space="preserve">IRINA: А Айгерим уже знает? Она ведь ждала этого целый год.</w:t>
+      </w:r>
+    </w:p>
+    <w:p>
+      <w:pPr>
+        <w:pStyle w:val="BodyText"/>
+      </w:pPr>
+      <w:r>
+        <w:t xml:space="preserve">HAN: Знает. Она плакала в трубку, а потом сразу спросила про цены.</w:t>
+      </w:r>
+    </w:p>
+    <w:p>
+      <w:pPr>
+        <w:pStyle w:val="BodyText"/>
+      </w:pPr>
+      <w:r>
+        <w:t xml:space="preserve">KIRILL: Тогда Айгерим понадобится наша цепочка: коды, канал и «игра в Глеба». Я могу полететь в Алматы в сентябре.</w:t>
+      </w:r>
+    </w:p>
+    <w:p>
+      <w:pPr>
+        <w:pStyle w:val="BodyText"/>
+      </w:pPr>
+      <w:r>
+        <w:t xml:space="preserve">YUN: В сентябре вы полетите в Сеул, и это как раз третий пункт.</w:t>
+      </w:r>
+    </w:p>
+    <w:p>
+      <w:pPr>
+        <w:pStyle w:val="BodyText"/>
+      </w:pPr>
+      <w:r>
+        <w:t xml:space="preserve">KIRILL: В Сеул? Я? Вы, наверное, шутите?</w:t>
+      </w:r>
+    </w:p>
+    <w:p>
+      <w:pPr>
+        <w:pStyle w:val="BodyText"/>
+      </w:pPr>
+      <w:r>
+        <w:t xml:space="preserve">HAN: Третий пункт — ваша система комплаенса из трёх вещей: цепочка, обучение и канал. Президент хочет, чтобы она стала стандартом для всех четырнадцати наших дистрибьюторов. В сентябре в Сеуле будет конференция партнёров, и вы покажете её там сами, сорок минут, с «игрой в Глеба», если не стесняетесь.</w:t>
+      </w:r>
+    </w:p>
+    <w:p>
+      <w:pPr>
+        <w:pStyle w:val="BodyText"/>
+      </w:pPr>
+      <w:r>
+        <w:t xml:space="preserve">KIRILL: Я… но я был против отказа, в марте, официально. Вы об этом знаете?</w:t>
+      </w:r>
+    </w:p>
+    <w:p>
+      <w:pPr>
+        <w:pStyle w:val="BodyText"/>
+      </w:pPr>
+      <w:r>
+        <w:t xml:space="preserve">YUN: Знаю, вы сами мне сказали. Поэтому и вы: тот, кто хотел взять и не взял, объяснит лучше всех.</w:t>
+      </w:r>
+    </w:p>
+    <w:p>
+      <w:pPr>
+        <w:pStyle w:val="BodyText"/>
+      </w:pPr>
+      <w:r>
+        <w:t xml:space="preserve">OLGA: Это почти мои слова. Кирилл, ты сказал их в апреле, когда просил доверить тебе канал.</w:t>
+      </w:r>
+    </w:p>
+    <w:p>
+      <w:pPr>
+        <w:pStyle w:val="BodyText"/>
+      </w:pPr>
+      <w:r>
+        <w:t xml:space="preserve">KIRILL: Я помню, но я не думал, что их услышат в Сеуле.</w:t>
+      </w:r>
+    </w:p>
+    <w:p>
+      <w:pPr>
+        <w:pStyle w:val="BodyText"/>
+      </w:pPr>
+      <w:r>
+        <w:t xml:space="preserve">IRINA: Это всё? Три пункта: валюта, Казахстан и Сеул?</w:t>
+      </w:r>
+    </w:p>
+    <w:p>
+      <w:pPr>
+        <w:pStyle w:val="BodyText"/>
+      </w:pPr>
+      <w:r>
+        <w:t xml:space="preserve">YUN: Нет, есть ещё четвёртый, которого нет в договоре. Я хочу увидеть автора картонки, если она согласится.</w:t>
+      </w:r>
+    </w:p>
+    <w:p>
+      <w:pPr>
+        <w:pStyle w:val="BodyText"/>
+      </w:pPr>
+      <w:r>
+        <w:t xml:space="preserve">ALEKSEY: Бабушку? Ей восемьдесят девять лет, она живёт в деревне, в двухстах километрах отсюда.</w:t>
+      </w:r>
+    </w:p>
+    <w:p>
+      <w:pPr>
+        <w:pStyle w:val="BodyText"/>
+      </w:pPr>
+      <w:r>
+        <w:t xml:space="preserve">YUN: Я знаю, мне Доюн сказал: в воскресенье, пироги. Если можно, я приеду вместе с вами.</w:t>
+      </w:r>
+    </w:p>
+    <w:p>
+      <w:pPr>
+        <w:pStyle w:val="BodyText"/>
+      </w:pPr>
+      <w:r>
+        <w:t xml:space="preserve">DOYUN: Лёша, он говорит серьёзно. В самолёте он учил одну русскую фразу, специально для неё.</w:t>
+      </w:r>
+    </w:p>
+    <w:p>
+      <w:pPr>
+        <w:pStyle w:val="BodyText"/>
+      </w:pPr>
+      <w:r>
+        <w:t xml:space="preserve">ALEKSEY: Тогда в воскресенье. Бабушка любит гостей, которые хорошо едят.</w:t>
       </w:r>
     </w:p>
     <w:bookmarkEnd w:id="23"/>
@@ -1351,199 +1351,199 @@
         <w:pStyle w:val="FirstParagraph"/>
       </w:pPr>
       <w:r>
-        <w:t xml:space="preserve">VERA: Алёша, это он? Корейский начальник? Худой какой. Садитесь. Пироги с капустой. Эти — с яблоком.</w:t>
-      </w:r>
-    </w:p>
-    <w:p>
-      <w:pPr>
-        <w:pStyle w:val="BodyText"/>
-      </w:pPr>
-      <w:r>
-        <w:t xml:space="preserve">DOYUN: Президент говорит: здравствуйте. Спасибо, что приняли. Он привёз вам подарок. Из Кореи.</w:t>
-      </w:r>
-    </w:p>
-    <w:p>
-      <w:pPr>
-        <w:pStyle w:val="BodyText"/>
-      </w:pPr>
-      <w:r>
-        <w:t xml:space="preserve">VERA: Подарки потом. Сначала — пирог. Голодный человек подарков не дарит. Он торгуется.</w:t>
-      </w:r>
-    </w:p>
-    <w:p>
-      <w:pPr>
-        <w:pStyle w:val="BodyText"/>
-      </w:pPr>
-      <w:r>
-        <w:t xml:space="preserve">YUN: Доюн, она права. Скажи: я ем.</w:t>
-      </w:r>
-    </w:p>
-    <w:p>
-      <w:pPr>
-        <w:pStyle w:val="BodyText"/>
-      </w:pPr>
-      <w:r>
-        <w:t xml:space="preserve">VERA: Вот. Ест. Хорошо ест. Значит, честный. Нечестные едят мало. Боятся, что отравят.</w:t>
-      </w:r>
-    </w:p>
-    <w:p>
-      <w:pPr>
-        <w:pStyle w:val="BodyText"/>
-      </w:pPr>
-      <w:r>
-        <w:t xml:space="preserve">DOYUN: Президент говорит: такие пироги он ел только у мамы. В деревне под Тэгу.</w:t>
-      </w:r>
-    </w:p>
-    <w:p>
-      <w:pPr>
-        <w:pStyle w:val="BodyText"/>
-      </w:pPr>
-      <w:r>
-        <w:t xml:space="preserve">ALEKSEY: Бабушка…</w:t>
-      </w:r>
-    </w:p>
-    <w:p>
-      <w:pPr>
-        <w:pStyle w:val="BodyText"/>
-      </w:pPr>
-      <w:r>
-        <w:t xml:space="preserve">VERA: Молчи, Алёша. Я сорок лет людей по аппетиту лечила. Доюн, спроси его: зачем приехал? Не за пирогами же.</w:t>
-      </w:r>
-    </w:p>
-    <w:p>
-      <w:pPr>
-        <w:pStyle w:val="BodyText"/>
-      </w:pPr>
-      <w:r>
-        <w:t xml:space="preserve">DOYUN: Президент говорит: он хотел увидеть руку, которая написала «Не навреди». Эта рука защитила его компанию.</w:t>
-      </w:r>
-    </w:p>
-    <w:p>
-      <w:pPr>
-        <w:pStyle w:val="BodyText"/>
-      </w:pPr>
-      <w:r>
-        <w:t xml:space="preserve">VERA: Рука? Ничего она не защитила. Два слова. Синей ручкой. Почти пятьдесят лет назад.</w:t>
-      </w:r>
-    </w:p>
-    <w:p>
-      <w:pPr>
-        <w:pStyle w:val="BodyText"/>
-      </w:pPr>
-      <w:r>
-        <w:t xml:space="preserve">YUN: Доюн, переведи. Мне тоже один человек в девяносто седьмом году дал сто восемьдесят дней. Когда у меня не было ничего, кроме гаража и пятнадцати рабочих. И написал несколько слов на бумаге. Я ношу эту бумагу тридцать два года. Каждый день.</w:t>
-      </w:r>
-    </w:p>
-    <w:p>
-      <w:pPr>
-        <w:pStyle w:val="BodyText"/>
-      </w:pPr>
-      <w:r>
-        <w:t xml:space="preserve">VERA: Тридцать два года. В кармане?</w:t>
-      </w:r>
-    </w:p>
-    <w:p>
-      <w:pPr>
-        <w:pStyle w:val="BodyText"/>
-      </w:pPr>
-      <w:r>
-        <w:t xml:space="preserve">YUN: В кармане. Вот. Танака-сан. Он умер десять лет назад. Я каждый год езжу к нему с этой бумагой.</w:t>
-      </w:r>
-    </w:p>
-    <w:p>
-      <w:pPr>
-        <w:pStyle w:val="BodyText"/>
-      </w:pPr>
-      <w:r>
-        <w:t xml:space="preserve">VERA: Покажи. Не понимаю ни слова. Но рука хорошая. Ровная. Человек не врал, когда писал.</w:t>
-      </w:r>
-    </w:p>
-    <w:p>
-      <w:pPr>
-        <w:pStyle w:val="BodyText"/>
-      </w:pPr>
-      <w:r>
-        <w:t xml:space="preserve">YUN: Доюн, скажи: ваш внук не взял коробку. Сорок тысяч пациенток. Я приехал сказать это вам. Не ему. Вам.</w:t>
-      </w:r>
-    </w:p>
-    <w:p>
-      <w:pPr>
-        <w:pStyle w:val="BodyText"/>
-      </w:pPr>
-      <w:r>
-        <w:t xml:space="preserve">VERA: Я знаю, что он не взял. Я ему в марте по телефону сказала: «Не три. Одна». Он понял. Он у меня понятливый. Медленно, но понятливый. В детстве до трёх лет не говорил. Зато потом сразу — предложениями. Так и тут. Долго молчит, потом делает правильно.</w:t>
-      </w:r>
-    </w:p>
-    <w:p>
-      <w:pPr>
-        <w:pStyle w:val="BodyText"/>
-      </w:pPr>
-      <w:r>
-        <w:t xml:space="preserve">ALEKSEY: Бабушка, ну хватит…</w:t>
-      </w:r>
-    </w:p>
-    <w:p>
-      <w:pPr>
-        <w:pStyle w:val="BodyText"/>
-      </w:pPr>
-      <w:r>
-        <w:t xml:space="preserve">VERA: Молчи. Доюн, скажи своему начальнику: не кланяйся мне. Я вижу, ты собираешься. Не надо. Спина одна. Береги её.</w:t>
-      </w:r>
-    </w:p>
-    <w:p>
-      <w:pPr>
-        <w:pStyle w:val="BodyText"/>
-      </w:pPr>
-      <w:r>
-        <w:t xml:space="preserve">DOYUN: Президент смеётся. Он говорит: вы первая, кто запретил ему кланяться. Даже его мама не запрещала.</w:t>
-      </w:r>
-    </w:p>
-    <w:p>
-      <w:pPr>
-        <w:pStyle w:val="BodyText"/>
-      </w:pPr>
-      <w:r>
-        <w:t xml:space="preserve">VERA: Мама не запрещала, потому что мама любила, когда кланяются. А я — фельдшер. Мне спины жалко.</w:t>
-      </w:r>
-    </w:p>
-    <w:p>
-      <w:pPr>
-        <w:pStyle w:val="BodyText"/>
-      </w:pPr>
-      <w:r>
-        <w:t xml:space="preserve">YUN: Доюн. Скажи ей: «Береги себя». По-русски. Я выучил в самолёте.</w:t>
-      </w:r>
-    </w:p>
-    <w:p>
-      <w:pPr>
-        <w:pStyle w:val="BodyText"/>
-      </w:pPr>
-      <w:r>
-        <w:t xml:space="preserve">VERA: Береги себя, сынок. Вот так. Правильно сказал. Почти без акцента.</w:t>
-      </w:r>
-    </w:p>
-    <w:p>
-      <w:pPr>
-        <w:pStyle w:val="BodyText"/>
-      </w:pPr>
-      <w:r>
-        <w:t xml:space="preserve">DOYUN: Он спрашивает: можно сфотографироваться? С вами? Под картонкой не получится. Картонка в Москве.</w:t>
-      </w:r>
-    </w:p>
-    <w:p>
-      <w:pPr>
-        <w:pStyle w:val="BodyText"/>
-      </w:pPr>
-      <w:r>
-        <w:t xml:space="preserve">VERA: Картонка в Москве, а я — здесь. Фотографируй здесь. Картонка — это я, а не бумага.</w:t>
-      </w:r>
-    </w:p>
-    <w:p>
-      <w:pPr>
-        <w:pStyle w:val="BodyText"/>
-      </w:pPr>
-      <w:r>
-        <w:t xml:space="preserve">YUN: Доюн, это я запишу. «Картонка — это я, а не бумага». Повесим в Сеуле. Рядом с Танакой.</w:t>
+        <w:t xml:space="preserve">VERA: Алёша, это он? Корейский начальник? Какой худой… Садитесь. Вот пироги с капустой, а эти — с яблоком.</w:t>
+      </w:r>
+    </w:p>
+    <w:p>
+      <w:pPr>
+        <w:pStyle w:val="BodyText"/>
+      </w:pPr>
+      <w:r>
+        <w:t xml:space="preserve">DOYUN: Президент говорит вам «здравствуйте» и благодарит, что вы его приняли. Он привёз вам подарок из Кореи.</w:t>
+      </w:r>
+    </w:p>
+    <w:p>
+      <w:pPr>
+        <w:pStyle w:val="BodyText"/>
+      </w:pPr>
+      <w:r>
+        <w:t xml:space="preserve">VERA: Подарки потом, сначала пирог. Голодный человек подарков не дарит. Он торгуется.</w:t>
+      </w:r>
+    </w:p>
+    <w:p>
+      <w:pPr>
+        <w:pStyle w:val="BodyText"/>
+      </w:pPr>
+      <w:r>
+        <w:t xml:space="preserve">YUN: Доюн, она права. Скажи ей, что я ем.</w:t>
+      </w:r>
+    </w:p>
+    <w:p>
+      <w:pPr>
+        <w:pStyle w:val="BodyText"/>
+      </w:pPr>
+      <w:r>
+        <w:t xml:space="preserve">VERA: Вот, ест, и хорошо ест, значит, честный. Нечестные едят мало, потому что боятся, что их отравят.</w:t>
+      </w:r>
+    </w:p>
+    <w:p>
+      <w:pPr>
+        <w:pStyle w:val="BodyText"/>
+      </w:pPr>
+      <w:r>
+        <w:t xml:space="preserve">DOYUN: Президент говорит, что такие пироги он ел только у мамы, в деревне под Тэгу.</w:t>
+      </w:r>
+    </w:p>
+    <w:p>
+      <w:pPr>
+        <w:pStyle w:val="BodyText"/>
+      </w:pPr>
+      <w:r>
+        <w:t xml:space="preserve">ALEKSEY: Бабушка, ну что ты в самом деле…</w:t>
+      </w:r>
+    </w:p>
+    <w:p>
+      <w:pPr>
+        <w:pStyle w:val="BodyText"/>
+      </w:pPr>
+      <w:r>
+        <w:t xml:space="preserve">VERA: Молчи, Алёша. Я сорок лет лечила людей по аппетиту. Доюн, спроси его, зачем он приехал. Не за пирогами же.</w:t>
+      </w:r>
+    </w:p>
+    <w:p>
+      <w:pPr>
+        <w:pStyle w:val="BodyText"/>
+      </w:pPr>
+      <w:r>
+        <w:t xml:space="preserve">DOYUN: Президент говорит, что хотел увидеть руку, которая написала «Не навреди», потому что эта рука защитила его компанию.</w:t>
+      </w:r>
+    </w:p>
+    <w:p>
+      <w:pPr>
+        <w:pStyle w:val="BodyText"/>
+      </w:pPr>
+      <w:r>
+        <w:t xml:space="preserve">VERA: Рука? Ничего она не защищала. Два слова синей ручкой, почти пятьдесят лет назад, вот и всё.</w:t>
+      </w:r>
+    </w:p>
+    <w:p>
+      <w:pPr>
+        <w:pStyle w:val="BodyText"/>
+      </w:pPr>
+      <w:r>
+        <w:t xml:space="preserve">YUN: Доюн, переведи. Мне тоже в девяносто седьмом году один человек дал сто восемьдесят дней, когда у меня не было ничего, кроме гаража и пятнадцати рабочих. И написал на бумаге несколько слов. Я ношу эту бумагу с собой тридцать два года, каждый день.</w:t>
+      </w:r>
+    </w:p>
+    <w:p>
+      <w:pPr>
+        <w:pStyle w:val="BodyText"/>
+      </w:pPr>
+      <w:r>
+        <w:t xml:space="preserve">VERA: Тридцать два года? Прямо в кармане носишь?</w:t>
+      </w:r>
+    </w:p>
+    <w:p>
+      <w:pPr>
+        <w:pStyle w:val="BodyText"/>
+      </w:pPr>
+      <w:r>
+        <w:t xml:space="preserve">YUN: В кармане, вот она. Это Танака-сан, он умер десять лет назад, и я каждый год езжу к нему с этой бумагой.</w:t>
+      </w:r>
+    </w:p>
+    <w:p>
+      <w:pPr>
+        <w:pStyle w:val="BodyText"/>
+      </w:pPr>
+      <w:r>
+        <w:t xml:space="preserve">VERA: Покажи. Я не понимаю ни слова, но рука хорошая, ровная. Человек не врал, когда писал.</w:t>
+      </w:r>
+    </w:p>
+    <w:p>
+      <w:pPr>
+        <w:pStyle w:val="BodyText"/>
+      </w:pPr>
+      <w:r>
+        <w:t xml:space="preserve">YUN: Доюн, скажи: ваш внук не взял коробку, а это сорок тысяч пациенток. Я приехал сказать это вам, не ему, а именно вам.</w:t>
+      </w:r>
+    </w:p>
+    <w:p>
+      <w:pPr>
+        <w:pStyle w:val="BodyText"/>
+      </w:pPr>
+      <w:r>
+        <w:t xml:space="preserve">VERA: Я знаю, что он не взял. В марте я ему по телефону сказала: «Не три. Одна». И он понял. Он у меня понятливый, медленно, но понятливый. В детстве до трёх лет не говорил, зато потом сразу заговорил предложениями. Вот и тут так же: долго молчит, а потом делает правильно.</w:t>
+      </w:r>
+    </w:p>
+    <w:p>
+      <w:pPr>
+        <w:pStyle w:val="BodyText"/>
+      </w:pPr>
+      <w:r>
+        <w:t xml:space="preserve">ALEKSEY: Бабушка, ну хватит уже, пожалуйста…</w:t>
+      </w:r>
+    </w:p>
+    <w:p>
+      <w:pPr>
+        <w:pStyle w:val="BodyText"/>
+      </w:pPr>
+      <w:r>
+        <w:t xml:space="preserve">VERA: Молчи. Доюн, скажи своему начальнику, чтобы не кланялся мне, я вижу, что он собирается. Не надо, спина у человека одна, пусть бережёт.</w:t>
+      </w:r>
+    </w:p>
+    <w:p>
+      <w:pPr>
+        <w:pStyle w:val="BodyText"/>
+      </w:pPr>
+      <w:r>
+        <w:t xml:space="preserve">DOYUN: Президент смеётся и говорит, что вы первая, кто запретил ему кланяться. Даже его мама этого не запрещала.</w:t>
+      </w:r>
+    </w:p>
+    <w:p>
+      <w:pPr>
+        <w:pStyle w:val="BodyText"/>
+      </w:pPr>
+      <w:r>
+        <w:t xml:space="preserve">VERA: Мама не запрещала, потому что мама любила, когда кланяются. А я фельдшер, мне спины жалко.</w:t>
+      </w:r>
+    </w:p>
+    <w:p>
+      <w:pPr>
+        <w:pStyle w:val="BodyText"/>
+      </w:pPr>
+      <w:r>
+        <w:t xml:space="preserve">YUN: Доюн, скажи ей «Береги себя», по-русски. Я выучил это в самолёте.</w:t>
+      </w:r>
+    </w:p>
+    <w:p>
+      <w:pPr>
+        <w:pStyle w:val="BodyText"/>
+      </w:pPr>
+      <w:r>
+        <w:t xml:space="preserve">VERA: Береги себя, сынок. Вот так, правильно сказал, почти без акцента.</w:t>
+      </w:r>
+    </w:p>
+    <w:p>
+      <w:pPr>
+        <w:pStyle w:val="BodyText"/>
+      </w:pPr>
+      <w:r>
+        <w:t xml:space="preserve">DOYUN: Он спрашивает, можно ли с вами сфотографироваться. Под картонкой не получится, потому что картонка в Москве.</w:t>
+      </w:r>
+    </w:p>
+    <w:p>
+      <w:pPr>
+        <w:pStyle w:val="BodyText"/>
+      </w:pPr>
+      <w:r>
+        <w:t xml:space="preserve">VERA: Картонка в Москве, а я здесь. Фотографируй здесь. Картонка — это я, а не бумага.</w:t>
+      </w:r>
+    </w:p>
+    <w:p>
+      <w:pPr>
+        <w:pStyle w:val="BodyText"/>
+      </w:pPr>
+      <w:r>
+        <w:t xml:space="preserve">YUN: Доюн, это я запишу: «Картонка — это я, а не бумага». Повесим это в Сеуле, рядом с Танакой.</w:t>
       </w:r>
     </w:p>
     <w:bookmarkEnd w:id="24"/>
@@ -1561,23 +1561,23 @@
         <w:pStyle w:val="FirstParagraph"/>
       </w:pPr>
       <w:r>
-        <w:t xml:space="preserve">DOYUN: Он спит. Первый раз вижу, чтобы он спал в машине. Двадцать лет ни разу.</w:t>
-      </w:r>
-    </w:p>
-    <w:p>
-      <w:pPr>
-        <w:pStyle w:val="BodyText"/>
-      </w:pPr>
-      <w:r>
-        <w:t xml:space="preserve">ALEKSEY: Пироги. Бабушка дала ему с собой шесть штук. Он не отказался.</w:t>
-      </w:r>
-    </w:p>
-    <w:p>
-      <w:pPr>
-        <w:pStyle w:val="BodyText"/>
-      </w:pPr>
-      <w:r>
-        <w:t xml:space="preserve">DOYUN: Он никогда не отказывается от еды, которую дают руками. Это тоже Танака.</w:t>
+        <w:t xml:space="preserve">DOYUN: Он спит. Я впервые вижу, чтобы он спал в машине, за двадцать лет ни разу такого не было.</w:t>
+      </w:r>
+    </w:p>
+    <w:p>
+      <w:pPr>
+        <w:pStyle w:val="BodyText"/>
+      </w:pPr>
+      <w:r>
+        <w:t xml:space="preserve">ALEKSEY: Это всё пироги. Бабушка дала ему с собой шесть штук, и он не отказался.</w:t>
+      </w:r>
+    </w:p>
+    <w:p>
+      <w:pPr>
+        <w:pStyle w:val="BodyText"/>
+      </w:pPr>
+      <w:r>
+        <w:t xml:space="preserve">DOYUN: Он никогда не отказывается от еды, которую дают руками. Это тоже от Танаки.</w:t>
       </w:r>
     </w:p>
     <w:p>
@@ -1593,31 +1593,31 @@
         <w:pStyle w:val="BodyText"/>
       </w:pPr>
       <w:r>
-        <w:t xml:space="preserve">DOYUN: Он спросил: «Если бы они взяли коробку — что бы мы сделали?» Я сказал: «Разорвали бы договор». Он долго молчал. Потом сказал: «Нет. Ты не понял. Мы бы потеряли Россию. А они — себя. Это хуже. Россию можно вернуть. Себя — почти никогда».</w:t>
-      </w:r>
-    </w:p>
-    <w:p>
-      <w:pPr>
-        <w:pStyle w:val="BodyText"/>
-      </w:pPr>
-      <w:r>
-        <w:t xml:space="preserve">ALEKSEY: Себя. Бабушка бы сказала так же.</w:t>
-      </w:r>
-    </w:p>
-    <w:p>
-      <w:pPr>
-        <w:pStyle w:val="BodyText"/>
-      </w:pPr>
-      <w:r>
-        <w:t xml:space="preserve">DOYUN: И ещё одно. Утром, перед деревней. Он спросил меня странную вещь. Я не знал, что ответить.</w:t>
-      </w:r>
-    </w:p>
-    <w:p>
-      <w:pPr>
-        <w:pStyle w:val="BodyText"/>
-      </w:pPr>
-      <w:r>
-        <w:t xml:space="preserve">ALEKSEY: Какую?</w:t>
+        <w:t xml:space="preserve">DOYUN: Он спросил: «Если бы они взяли коробку, что бы мы сделали?» Я ответил: «Разорвали бы договор». Он долго молчал, а потом сказал: «Нет, ты не понял. Мы бы потеряли Россию, а они — себя. Это хуже. Россию можно вернуть, а себя — почти никогда».</w:t>
+      </w:r>
+    </w:p>
+    <w:p>
+      <w:pPr>
+        <w:pStyle w:val="BodyText"/>
+      </w:pPr>
+      <w:r>
+        <w:t xml:space="preserve">ALEKSEY: Потеряли бы себя… Бабушка сказала бы то же самое.</w:t>
+      </w:r>
+    </w:p>
+    <w:p>
+      <w:pPr>
+        <w:pStyle w:val="BodyText"/>
+      </w:pPr>
+      <w:r>
+        <w:t xml:space="preserve">DOYUN: И ещё одно. Утром, перед деревней, он спросил меня одну странную вещь, и я не знал, что ответить.</w:t>
+      </w:r>
+    </w:p>
+    <w:p>
+      <w:pPr>
+        <w:pStyle w:val="BodyText"/>
+      </w:pPr>
+      <w:r>
+        <w:t xml:space="preserve">ALEKSEY: Какую вещь? Теперь мне интересно.</w:t>
       </w:r>
     </w:p>
     <w:p>
@@ -1633,47 +1633,47 @@
         <w:pStyle w:val="BodyText"/>
       </w:pPr>
       <w:r>
-        <w:t xml:space="preserve">ALEKSEY: Своей марки? Своего геля? Мы дистрибьютор, Доюн. Мы продаём ваш.</w:t>
-      </w:r>
-    </w:p>
-    <w:p>
-      <w:pPr>
-        <w:pStyle w:val="BodyText"/>
-      </w:pPr>
-      <w:r>
-        <w:t xml:space="preserve">DOYUN: Я так и сказал. А он ответил: «Сегодня они продают наш гель. Через пять лет у них будет своё имя. Обязательно. Такие люди не остаются чужими дистрибьюторами всю жизнь. И я хочу, чтобы это имя делали у нас. На нашем заводе. Лучше с нами, чем без нас».</w:t>
-      </w:r>
-    </w:p>
-    <w:p>
-      <w:pPr>
-        <w:pStyle w:val="BodyText"/>
-      </w:pPr>
-      <w:r>
-        <w:t xml:space="preserve">ALEKSEY: Своя марка. «Мост». На коробке. Это… Я никогда не думал об этом.</w:t>
-      </w:r>
-    </w:p>
-    <w:p>
-      <w:pPr>
-        <w:pStyle w:val="BodyText"/>
-      </w:pPr>
-      <w:r>
-        <w:t xml:space="preserve">DOYUN: Подумай. Он сказал: «Пусть подумает. Не торопи». И уснул.</w:t>
-      </w:r>
-    </w:p>
-    <w:p>
-      <w:pPr>
-        <w:pStyle w:val="BodyText"/>
-      </w:pPr>
-      <w:r>
-        <w:t xml:space="preserve">ALEKSEY: Бабушка бы сказала: сначала научись. Потом подписывай своим именем.</w:t>
-      </w:r>
-    </w:p>
-    <w:p>
-      <w:pPr>
-        <w:pStyle w:val="BodyText"/>
-      </w:pPr>
-      <w:r>
-        <w:t xml:space="preserve">DOYUN: Он сказал почти то же самое. Лёша, это значит: вы уже научились.</w:t>
+        <w:t xml:space="preserve">ALEKSEY: Своей марки? Своего геля? Но мы дистрибьютор, Доюн, мы продаём ваш гель.</w:t>
+      </w:r>
+    </w:p>
+    <w:p>
+      <w:pPr>
+        <w:pStyle w:val="BodyText"/>
+      </w:pPr>
+      <w:r>
+        <w:t xml:space="preserve">DOYUN: Я так ему и сказал. А он ответил: «Сегодня они продают наш гель. Через пять лет у них будет своё имя, обязательно. Такие люди не остаются чужими дистрибьюторами всю жизнь. И я хочу, чтобы это имя делали у нас, на нашем заводе. Лучше с нами, чем без нас».</w:t>
+      </w:r>
+    </w:p>
+    <w:p>
+      <w:pPr>
+        <w:pStyle w:val="BodyText"/>
+      </w:pPr>
+      <w:r>
+        <w:t xml:space="preserve">ALEKSEY: Своя марка, «Мост» на коробке… Я никогда об этом даже не думал.</w:t>
+      </w:r>
+    </w:p>
+    <w:p>
+      <w:pPr>
+        <w:pStyle w:val="BodyText"/>
+      </w:pPr>
+      <w:r>
+        <w:t xml:space="preserve">DOYUN: Подумай. Он сказал: «Пусть подумает, не торопи его». И уснул.</w:t>
+      </w:r>
+    </w:p>
+    <w:p>
+      <w:pPr>
+        <w:pStyle w:val="BodyText"/>
+      </w:pPr>
+      <w:r>
+        <w:t xml:space="preserve">ALEKSEY: Бабушка сказала бы: сначала научись, а потом подписывай своим именем.</w:t>
+      </w:r>
+    </w:p>
+    <w:p>
+      <w:pPr>
+        <w:pStyle w:val="BodyText"/>
+      </w:pPr>
+      <w:r>
+        <w:t xml:space="preserve">DOYUN: Он сказал почти то же самое. Лёша, это значит, что вы уже научились.</w:t>
       </w:r>
     </w:p>
     <w:p>
@@ -2585,7 +2585,7 @@
         <w:t xml:space="preserve">“</w:t>
       </w:r>
       <w:r>
-        <w:t xml:space="preserve">Просто не взяли. Глеб тоже думал, что это просто. Для него взять — просто. Для вас не взять — тоже просто. Вот в этом и вся разница между нами и ними. Не в законе. Не в деньгах. В том, что кажется простым. Этому нельзя научить за один день.</w:t>
+        <w:t xml:space="preserve">«Просто не взяли». Глеб тоже думал, что это просто. Для него взять — просто. Для вас не взять — тоже просто. Вот в этом и вся разница между нами и ними. Не в законе. Не в деньгах. В том, что кажется простым. Этому нельзя научить за один день, и даже за год нельзя.</w:t>
       </w:r>
       <w:r>
         <w:t xml:space="preserve">”</w:t>
@@ -2665,7 +2665,7 @@
               <w:jc w:val="left"/>
             </w:pPr>
             <w:r>
-              <w:t xml:space="preserve">Просто не взяли.</w:t>
+              <w:t xml:space="preserve">«Просто не взяли».</w:t>
             </w:r>
           </w:p>
         </w:tc>
@@ -2843,31 +2843,31 @@
               <w:jc w:val="left"/>
             </w:pPr>
             <w:r>
-              <w:t xml:space="preserve">⑥ 함의</w:t>
-            </w:r>
-          </w:p>
-        </w:tc>
-        <w:tc>
-          <w:tcPr/>
-          <w:p>
-            <w:pPr>
-              <w:pStyle w:val="Compact"/>
-              <w:jc w:val="left"/>
-            </w:pPr>
-            <w:r>
-              <w:t xml:space="preserve">Этому нельзя научить за один день.</w:t>
-            </w:r>
-          </w:p>
-        </w:tc>
-        <w:tc>
-          <w:tcPr/>
-          <w:p>
-            <w:pPr>
-              <w:pStyle w:val="Compact"/>
-              <w:jc w:val="left"/>
-            </w:pPr>
-            <w:r>
-              <w:t xml:space="preserve">научить + 여격</w:t>
+              <w:t xml:space="preserve">⑥ 함의·점층</w:t>
+            </w:r>
+          </w:p>
+        </w:tc>
+        <w:tc>
+          <w:tcPr/>
+          <w:p>
+            <w:pPr>
+              <w:pStyle w:val="Compact"/>
+              <w:jc w:val="left"/>
+            </w:pPr>
+            <w:r>
+              <w:t xml:space="preserve">Этому нельзя научить за один день, и даже за год нельзя.</w:t>
+            </w:r>
+          </w:p>
+        </w:tc>
+        <w:tc>
+          <w:tcPr/>
+          <w:p>
+            <w:pPr>
+              <w:pStyle w:val="Compact"/>
+              <w:jc w:val="left"/>
+            </w:pPr>
+            <w:r>
+              <w:t xml:space="preserve">научить + 여격, и даже(심지어)</w:t>
             </w:r>
           </w:p>
         </w:tc>
@@ -2891,7 +2891,7 @@
         <w:t xml:space="preserve">“</w:t>
       </w:r>
       <w:r>
-        <w:t xml:space="preserve">Для… — просто. Для… — тоже просто. Вот в этом и вся разница. Не в…, не в… В том, что…</w:t>
+        <w:t xml:space="preserve">Для… — просто. Для… — тоже просто. Вот в этом и вся разница. Не в…, не в… В том, что… Этому нельзя научить за…, и даже за…</w:t>
       </w:r>
       <w:r>
         <w:t xml:space="preserve">”</w:t>
@@ -2910,7 +2910,7 @@
         <w:t xml:space="preserve"> </w:t>
       </w:r>
       <w:r>
-        <w:t xml:space="preserve">вот в этом и · не в… а в том, что · нельзя научить</w:t>
+        <w:t xml:space="preserve">вот в этом и · не в… а в том, что · нельзя научить · и даже</w:t>
       </w:r>
       <w:r>
         <w:t xml:space="preserve"> </w:t>
@@ -2926,7 +2926,7 @@
         <w:t xml:space="preserve"> </w:t>
       </w:r>
       <w:r>
-        <w:t xml:space="preserve">우리 회사와 경쟁사의 진짜 차이를 30~40단어로.</w:t>
+        <w:t xml:space="preserve">우리 회사와 경쟁사의 진짜 차이를 35~60단어로.</w:t>
       </w:r>
     </w:p>
     <w:bookmarkEnd w:id="30"/>
@@ -3392,87 +3392,87 @@
         <w:pStyle w:val="FirstParagraph"/>
       </w:pPr>
       <w:r>
-        <w:t xml:space="preserve">도윤: 료샤, 짧게. 대표님이 수요일에 오셔. 아침 비행기로. 나랑 한지수 씨랑 같이.</w:t>
-      </w:r>
-    </w:p>
-    <w:p>
-      <w:pPr>
-        <w:pStyle w:val="BodyText"/>
-      </w:pPr>
-      <w:r>
-        <w:t xml:space="preserve">알렉세이: 수요일에? 왜? 무슨 일이야?</w:t>
-      </w:r>
-    </w:p>
-    <w:p>
-      <w:pPr>
-        <w:pStyle w:val="BodyText"/>
-      </w:pPr>
-      <w:r>
-        <w:t xml:space="preserve">도윤: 말씀 안 하셨어. 이것만: 「꽃을 사 두세요. 장미 말고. 들꽃으로」.</w:t>
-      </w:r>
-    </w:p>
-    <w:p>
-      <w:pPr>
-        <w:pStyle w:val="BodyText"/>
-      </w:pPr>
-      <w:r>
-        <w:t xml:space="preserve">알렉세이: 들꽃. 누구한테?</w:t>
-      </w:r>
-    </w:p>
-    <w:p>
-      <w:pPr>
-        <w:pStyle w:val="BodyText"/>
-      </w:pPr>
-      <w:r>
-        <w:t xml:space="preserve">도윤: 말씀 안 하셨어. 료샤, 가 봐야 해. 부르셔. 수요일에 봐.</w:t>
-      </w:r>
-    </w:p>
-    <w:p>
-      <w:pPr>
-        <w:pStyle w:val="BodyText"/>
-      </w:pPr>
-      <w:r>
-        <w:t xml:space="preserve">이리나: 윤 대표. 안건 없이. 아주 좋은 일이거나, 아주 나쁜 일이에요.</w:t>
-      </w:r>
-    </w:p>
-    <w:p>
-      <w:pPr>
-        <w:pStyle w:val="BodyText"/>
-      </w:pPr>
-      <w:r>
-        <w:t xml:space="preserve">올가: 나쁜 일이면 — 직접 안 와요. 나쁜 일이면 변호사를 보내죠. 그런데 그는 변호사를 데리고 와요.</w:t>
-      </w:r>
-    </w:p>
-    <w:p>
-      <w:pPr>
-        <w:pStyle w:val="BodyText"/>
-      </w:pPr>
-      <w:r>
-        <w:t xml:space="preserve">키릴: 컴플라이언스 감사일까요? 글레브 이후에. 우리 공급망을 확인하러.</w:t>
-      </w:r>
-    </w:p>
-    <w:p>
-      <w:pPr>
-        <w:pStyle w:val="BodyText"/>
-      </w:pPr>
-      <w:r>
-        <w:t xml:space="preserve">이리나: 아니면 가격. 9월부터 새 계약. 환율이 아직 120이에요.</w:t>
-      </w:r>
-    </w:p>
-    <w:p>
-      <w:pPr>
-        <w:pStyle w:val="BodyText"/>
-      </w:pPr>
-      <w:r>
-        <w:t xml:space="preserve">디마: 아니면 그냥 오고 싶은 건 아닐까요? 고맙다고 말하러?</w:t>
-      </w:r>
-    </w:p>
-    <w:p>
-      <w:pPr>
-        <w:pStyle w:val="BodyText"/>
-      </w:pPr>
-      <w:r>
-        <w:t xml:space="preserve">올가: 대표들은 「그냥」 오지 않아요. 좋은 대표라도.</w:t>
+        <w:t xml:space="preserve">도윤: 료샤, 짧게 말할게: 대표님이 수요일 아침 비행기로 오셔. 나랑 한지수 씨도 같이.</w:t>
+      </w:r>
+    </w:p>
+    <w:p>
+      <w:pPr>
+        <w:pStyle w:val="BodyText"/>
+      </w:pPr>
+      <w:r>
+        <w:t xml:space="preserve">알렉세이: 수요일에? 왜? 무슨 일 있어, 도윤?</w:t>
+      </w:r>
+    </w:p>
+    <w:p>
+      <w:pPr>
+        <w:pStyle w:val="BodyText"/>
+      </w:pPr>
+      <w:r>
+        <w:t xml:space="preserve">도윤: 말씀 안 하셨어. 이것만 하셨어: 「꽃을 사 두세요. 장미 말고. 들꽃으로」.</w:t>
+      </w:r>
+    </w:p>
+    <w:p>
+      <w:pPr>
+        <w:pStyle w:val="BodyText"/>
+      </w:pPr>
+      <w:r>
+        <w:t xml:space="preserve">알렉세이: 들꽃이라고? 누구한테 줄 건지는 설명 안 하셨어?</w:t>
+      </w:r>
+    </w:p>
+    <w:p>
+      <w:pPr>
+        <w:pStyle w:val="BodyText"/>
+      </w:pPr>
+      <w:r>
+        <w:t xml:space="preserve">도윤: 응, 말씀 안 하셨어. 료샤, 가 봐야 해, 부르셔. 수요일에 봐.</w:t>
+      </w:r>
+    </w:p>
+    <w:p>
+      <w:pPr>
+        <w:pStyle w:val="BodyText"/>
+      </w:pPr>
+      <w:r>
+        <w:t xml:space="preserve">이리나: 윤 대표가 안건도 없이 온다니. 아주 좋은 일이거나 아주 나쁜 일이고, 중간은 없어요.</w:t>
+      </w:r>
+    </w:p>
+    <w:p>
+      <w:pPr>
+        <w:pStyle w:val="BodyText"/>
+      </w:pPr>
+      <w:r>
+        <w:t xml:space="preserve">올가: 나쁜 일이면 직접 안 오고 변호사를 보내죠. 그런데 그는 변호사를 데리고 와요.</w:t>
+      </w:r>
+    </w:p>
+    <w:p>
+      <w:pPr>
+        <w:pStyle w:val="BodyText"/>
+      </w:pPr>
+      <w:r>
+        <w:t xml:space="preserve">키릴: 글레브 이후의 컴플라이언스 감사일까요? 우리 공급망 전체를 확인하러요?</w:t>
+      </w:r>
+    </w:p>
+    <w:p>
+      <w:pPr>
+        <w:pStyle w:val="BodyText"/>
+      </w:pPr>
+      <w:r>
+        <w:t xml:space="preserve">이리나: 아니면 가격이요: 9월부터 새 계약인데, 환율이 아직 120이에요.</w:t>
+      </w:r>
+    </w:p>
+    <w:p>
+      <w:pPr>
+        <w:pStyle w:val="BodyText"/>
+      </w:pPr>
+      <w:r>
+        <w:t xml:space="preserve">디마: 아니면 그냥 와서 우리한테 고맙다고 말하고 싶으신 건 아닐까요?</w:t>
+      </w:r>
+    </w:p>
+    <w:p>
+      <w:pPr>
+        <w:pStyle w:val="BodyText"/>
+      </w:pPr>
+      <w:r>
+        <w:t xml:space="preserve">올가: 대표들은 「그냥」 오지 않아요, 디마. 아무리 좋은 대표라도요.</w:t>
       </w:r>
     </w:p>
     <w:p>
@@ -3488,23 +3488,23 @@
         <w:pStyle w:val="BodyText"/>
       </w:pPr>
       <w:r>
-        <w:t xml:space="preserve">이리나: 그럼 확인했네요.</w:t>
-      </w:r>
-    </w:p>
-    <w:p>
-      <w:pPr>
-        <w:pStyle w:val="BodyText"/>
-      </w:pPr>
-      <w:r>
-        <w:t xml:space="preserve">알렉세이: 확인했네요. 디마, 들꽃을 구해 줘. 모스크바에서. 7월에.</w:t>
-      </w:r>
-    </w:p>
-    <w:p>
-      <w:pPr>
-        <w:pStyle w:val="BodyText"/>
-      </w:pPr>
-      <w:r>
-        <w:t xml:space="preserve">디마: 구할게요. 야로슬라블 엄마네 들판이 다 그래요. 아침 기차로 보내 달라고 할게요.</w:t>
+        <w:t xml:space="preserve">이리나: 그럼 오신다는 건 이미 다 확인했다는 거네요.</w:t>
+      </w:r>
+    </w:p>
+    <w:p>
+      <w:pPr>
+        <w:pStyle w:val="BodyText"/>
+      </w:pPr>
+      <w:r>
+        <w:t xml:space="preserve">알렉세이: 확인했겠죠. 디마, 들꽃 좀 구해 줘. 모스크바에서, 그것도 7월에.</w:t>
+      </w:r>
+    </w:p>
+    <w:p>
+      <w:pPr>
+        <w:pStyle w:val="BodyText"/>
+      </w:pPr>
+      <w:r>
+        <w:t xml:space="preserve">디마: 구할게요. 야로슬라블 엄마네 들판이 온통 그런 꽃이라, 아침 기차로 보내 달라고 할게요.</w:t>
       </w:r>
     </w:p>
     <w:bookmarkEnd w:id="33"/>
@@ -3522,279 +3522,279 @@
         <w:pStyle w:val="FirstParagraph"/>
       </w:pPr>
       <w:r>
-        <w:t xml:space="preserve">도윤: 대표님이 잠깐만 시간을 달라셔. 먼저 — 회의실 말고. 먼저 — 문.</w:t>
-      </w:r>
-    </w:p>
-    <w:p>
-      <w:pPr>
-        <w:pStyle w:val="BodyText"/>
-      </w:pPr>
-      <w:r>
-        <w:t xml:space="preserve">알렉세이: 문? 무슨 문?</w:t>
-      </w:r>
-    </w:p>
-    <w:p>
-      <w:pPr>
-        <w:pStyle w:val="BodyText"/>
-      </w:pPr>
-      <w:r>
-        <w:t xml:space="preserve">도윤: 판지가 걸린 문. 잠깐 서 계시고 싶으시대.</w:t>
-      </w:r>
-    </w:p>
-    <w:p>
-      <w:pPr>
-        <w:pStyle w:val="BodyText"/>
-      </w:pPr>
-      <w:r>
-        <w:t xml:space="preserve">윤: 「해를 끼치지 말라」. 도윤, 정확히 통역해요. 한 단어 한 단어.</w:t>
-      </w:r>
-    </w:p>
-    <w:p>
-      <w:pPr>
-        <w:pStyle w:val="BodyText"/>
-      </w:pPr>
-      <w:r>
-        <w:t xml:space="preserve">도윤: 물으셔: 할머니 글씨냐고? 네 할머니가 쓰셨냐고?</w:t>
-      </w:r>
-    </w:p>
-    <w:p>
-      <w:pPr>
-        <w:pStyle w:val="BodyText"/>
-      </w:pPr>
-      <w:r>
-        <w:t xml:space="preserve">알렉세이: 할머니 글씨야. 40년 동안 진료소 위에 걸려 있었어. 지금은 — 여기.</w:t>
-      </w:r>
-    </w:p>
-    <w:p>
-      <w:pPr>
-        <w:pStyle w:val="BodyText"/>
-      </w:pPr>
-      <w:r>
-        <w:t xml:space="preserve">윤: 좋습니다. 이제 말할 수 있겠군요. 한지수 씨, 보여 주세요.</w:t>
-      </w:r>
-    </w:p>
-    <w:p>
-      <w:pPr>
-        <w:pStyle w:val="BodyText"/>
-      </w:pPr>
-      <w:r>
-        <w:t xml:space="preserve">한지수: 보고서입니다. 최대한 짧게. 4년 전 거래를 끊은 인쇄소가 우리 원판을 보관하고 있었습니다. 그리고 팔았습니다. 한 번이 아니라 — 세 번. 홍콩의 중개인을 통해서. 그의 서신을 찾았습니다. 석 달, 그리고 두 나라에서 변호사 두 명이 필요했습니다.</w:t>
-      </w:r>
-    </w:p>
-    <w:p>
-      <w:pPr>
-        <w:pStyle w:val="BodyText"/>
-      </w:pPr>
-      <w:r>
-        <w:t xml:space="preserve">올가: 구매자가 셋이요?</w:t>
-      </w:r>
-    </w:p>
-    <w:p>
-      <w:pPr>
-        <w:pStyle w:val="BodyText"/>
-      </w:pPr>
-      <w:r>
-        <w:t xml:space="preserve">한지수: 셋입니다. 첫째 — 글레브의 젤을 만든 중국 공장. 둘째 — 알마티의 그룹. 셋째 — 베트남.</w:t>
-      </w:r>
-    </w:p>
-    <w:p>
-      <w:pPr>
-        <w:pStyle w:val="BodyText"/>
-      </w:pPr>
-      <w:r>
-        <w:t xml:space="preserve">이리나: 알마티. 로트 2207. 작년에 아이게림네서 발견된 위조품이에요.</w:t>
-      </w:r>
-    </w:p>
-    <w:p>
-      <w:pPr>
-        <w:pStyle w:val="BodyText"/>
-      </w:pPr>
-      <w:r>
-        <w:t xml:space="preserve">한지수: 바로 그겁니다. 므이티시에서 찍은 사진이 알마티 것과 일치했어요. 같은 원판.</w:t>
-      </w:r>
-    </w:p>
-    <w:p>
-      <w:pPr>
-        <w:pStyle w:val="BodyText"/>
-      </w:pPr>
-      <w:r>
-        <w:t xml:space="preserve">올가: 그러니까 글레브는 혼자가 아니었네요. 셋 중 하나였어요.</w:t>
-      </w:r>
-    </w:p>
-    <w:p>
-      <w:pPr>
-        <w:pStyle w:val="BodyText"/>
-      </w:pPr>
-      <w:r>
-        <w:t xml:space="preserve">키릴: 우리 사진이요? 올가 페트로브나가 카페에서 찍은 그거요?</w:t>
-      </w:r>
-    </w:p>
-    <w:p>
-      <w:pPr>
-        <w:pStyle w:val="BodyText"/>
-      </w:pPr>
-      <w:r>
-        <w:t xml:space="preserve">한지수: 바로 그겁니다. 서체, 로고 폭, 코드 번호. 그게 없었으면 1년은 더 찾았을 겁니다. 중국 공장은 5월에 폐쇄됐습니다. 현지 감독 기관이, 우리 신고로, 여러분 사진을 첨부해서. 카페 확인서도 중국어로 번역했어요. 증인이 된 매니저를 아주 마음에 들어 하더군요.</w:t>
-      </w:r>
-    </w:p>
-    <w:p>
-      <w:pPr>
-        <w:pStyle w:val="BodyText"/>
-      </w:pPr>
-      <w:r>
-        <w:t xml:space="preserve">자이체프: 얼마나 압수했어요?</w:t>
-      </w:r>
-    </w:p>
-    <w:p>
-      <w:pPr>
-        <w:pStyle w:val="BodyText"/>
-      </w:pPr>
-      <w:r>
-        <w:t xml:space="preserve">한지수: 주사기 4만 개. 출고 대기 중이었습니다. 절반은 — 러시아로, 절반은 — 아시아로.</w:t>
-      </w:r>
-    </w:p>
-    <w:p>
-      <w:pPr>
-        <w:pStyle w:val="BodyText"/>
-      </w:pPr>
-      <w:r>
-        <w:t xml:space="preserve">이리나: 4만 개. 우리 연간 물량의 거의 절반이에요.</w:t>
-      </w:r>
-    </w:p>
-    <w:p>
-      <w:pPr>
-        <w:pStyle w:val="BodyText"/>
-      </w:pPr>
-      <w:r>
-        <w:t xml:space="preserve">디마: 우리 1년의 절반. 그리고 전부 — 우리 코드로요?</w:t>
-      </w:r>
-    </w:p>
-    <w:p>
-      <w:pPr>
-        <w:pStyle w:val="BodyText"/>
-      </w:pPr>
-      <w:r>
-        <w:t xml:space="preserve">윤: 환자 4만 명. 우리 이름이 상자에 찍힌 채. 안에 뭐가 있는지 모르는 채.</w:t>
-      </w:r>
-    </w:p>
-    <w:p>
-      <w:pPr>
-        <w:pStyle w:val="BodyText"/>
-      </w:pPr>
-      <w:r>
-        <w:t xml:space="preserve">올가: 베트남은요?</w:t>
-      </w:r>
-    </w:p>
-    <w:p>
-      <w:pPr>
-        <w:pStyle w:val="BodyText"/>
-      </w:pPr>
-      <w:r>
-        <w:t xml:space="preserve">한지수: 베트남은 스스로 찾았습니다. 여러분의 규범을 보고. 아홉 개 언어로 번역했습니다.</w:t>
-      </w:r>
-    </w:p>
-    <w:p>
-      <w:pPr>
-        <w:pStyle w:val="BodyText"/>
-      </w:pPr>
-      <w:r>
-        <w:t xml:space="preserve">키릴: 우리 규범이요? 올가 페트로브나, 들으셨어요? 아홉 개 언어로.</w:t>
-      </w:r>
-    </w:p>
-    <w:p>
-      <w:pPr>
-        <w:pStyle w:val="BodyText"/>
-      </w:pPr>
-      <w:r>
-        <w:t xml:space="preserve">올가: 들었어요. 거기 첫 줄은 — 판지예요?</w:t>
-      </w:r>
-    </w:p>
-    <w:p>
-      <w:pPr>
-        <w:pStyle w:val="BodyText"/>
-      </w:pPr>
-      <w:r>
-        <w:t xml:space="preserve">한지수: 첫 줄은 — 「해를 끼치지 말라」. 모든 언어로. 대표님이 직접 고집하셨습니다.</w:t>
-      </w:r>
-    </w:p>
-    <w:p>
-      <w:pPr>
-        <w:pStyle w:val="BodyText"/>
-      </w:pPr>
-      <w:r>
-        <w:t xml:space="preserve">키릴: 아홉 개 언어로. 그런데 알렉세이 니콜라예비치의 할머니는 모르시겠죠.</w:t>
-      </w:r>
-    </w:p>
-    <w:p>
-      <w:pPr>
-        <w:pStyle w:val="BodyText"/>
-      </w:pPr>
-      <w:r>
-        <w:t xml:space="preserve">윤: 보론초프. 3월에 나는 말했습니다: 「감사는 — 나중에. 그럴 일이 있다면」. 공장을 확인했습니다. 인쇄소를 확인했습니다. 알마티, 하노이, 선전을 확인했습니다. 넉 달 동안 확인할 수 있는 건 전부 확인했습니다. 이제 말할 수 있습니다. 그리고 편지가 아니라 직접 말하려고 왔습니다.</w:t>
-      </w:r>
-    </w:p>
-    <w:p>
-      <w:pPr>
-        <w:pStyle w:val="BodyText"/>
-      </w:pPr>
-      <w:r>
-        <w:t xml:space="preserve">알렉세이: 대표님…</w:t>
-      </w:r>
-    </w:p>
-    <w:p>
-      <w:pPr>
-        <w:pStyle w:val="BodyText"/>
-      </w:pPr>
-      <w:r>
-        <w:t xml:space="preserve">윤: 잠깐만요. 아직 안 끝났습니다. 당신들이 글레브의 상자를 받았다면 — 주사기 4만 개가 당신들 코드로 팔렸을 겁니다. 우리 이름을 달고. 1년 뒤엔 — 재판, 언론, 닫힌 시장. 20년의 일. 당신들은 돈이 없을 때 1천만 루블을 거절했습니다. 당신들이 우리를 지켰습니다.</w:t>
-      </w:r>
-    </w:p>
-    <w:p>
-      <w:pPr>
-        <w:pStyle w:val="BodyText"/>
-      </w:pPr>
-      <w:r>
-        <w:t xml:space="preserve">도윤: 료샤… 대표님이 절하셔. 이렇게 절하신 건 딱 한 번이야. 다나카 씨에게. 사진으로 봤어.</w:t>
-      </w:r>
-    </w:p>
-    <w:p>
-      <w:pPr>
-        <w:pStyle w:val="BodyText"/>
-      </w:pPr>
-      <w:r>
-        <w:t xml:space="preserve">알렉세이: 대표님, 제발요. 그러지 마세요. 우리는 그냥 상자를 안 받았을 뿐이에요.</w:t>
-      </w:r>
-    </w:p>
-    <w:p>
-      <w:pPr>
-        <w:pStyle w:val="BodyText"/>
-      </w:pPr>
-      <w:r>
-        <w:t xml:space="preserve">윤: 그냥 안 받았다. 글레브도 그게 쉽다고 생각했죠. 그에게는 받는 게 — 쉽습니다. 당신들에게는 안 받는 게 — 역시 쉽고요. 우리와 그들의 차이는 전부 거기 있습니다. 법이 아니라. 돈이 아니라. 무엇이 쉽게 느껴지느냐에. 그건 하루 만에 가르칠 수 없습니다.</w:t>
-      </w:r>
-    </w:p>
-    <w:p>
-      <w:pPr>
-        <w:pStyle w:val="BodyText"/>
-      </w:pPr>
-      <w:r>
-        <w:t xml:space="preserve">코르닐로바: 한마디 해도 될까요? 늦었어요. 디마가 여기 꽃이 있다던데. 들꽃. 이건… 누구 거예요?</w:t>
-      </w:r>
-    </w:p>
-    <w:p>
-      <w:pPr>
-        <w:pStyle w:val="BodyText"/>
-      </w:pPr>
-      <w:r>
-        <w:t xml:space="preserve">윤: 코르닐로바 선생님. 선생님 겁니다. 의사들에게 보낸 편지. 「안에 무엇이 있는지 모릅니다. 아무도 모릅니다」. 한지수 씨가 베트남용으로 번역했어요. 하노이의 의사가 그 줄을 읽고 유통사에 전화했습니다. 그의 책상엔 주사기 200개가 있었어요. 우리 이름을 달고. 그는 뜯지 않았습니다.</w:t>
-      </w:r>
-    </w:p>
-    <w:p>
-      <w:pPr>
-        <w:pStyle w:val="BodyText"/>
-      </w:pPr>
-      <w:r>
-        <w:t xml:space="preserve">코르닐로바: 저한테요? 꽃을요? 30년 동안 받은 건 기록부의 감사 문구뿐이었는데. 고맙습니다.</w:t>
+        <w:t xml:space="preserve">도윤: 대표님이 잠깐만 시간을 달라셔. 먼저 회의실 말고 문 앞으로 가고 싶으시대.</w:t>
+      </w:r>
+    </w:p>
+    <w:p>
+      <w:pPr>
+        <w:pStyle w:val="BodyText"/>
+      </w:pPr>
+      <w:r>
+        <w:t xml:space="preserve">알렉세이: 문 앞? 정확히 어느 문?</w:t>
+      </w:r>
+    </w:p>
+    <w:p>
+      <w:pPr>
+        <w:pStyle w:val="BodyText"/>
+      </w:pPr>
+      <w:r>
+        <w:t xml:space="preserve">도윤: 판지가 걸린 그 문. 그냥 그 앞에 잠깐 서 계시고 싶으시대.</w:t>
+      </w:r>
+    </w:p>
+    <w:p>
+      <w:pPr>
+        <w:pStyle w:val="BodyText"/>
+      </w:pPr>
+      <w:r>
+        <w:t xml:space="preserve">윤: 「해를 끼치지 말라」. 도윤, 정확히 통역해요, 한 단어 한 단어.</w:t>
+      </w:r>
+    </w:p>
+    <w:p>
+      <w:pPr>
+        <w:pStyle w:val="BodyText"/>
+      </w:pPr>
+      <w:r>
+        <w:t xml:space="preserve">도윤: 할머니 글씨냐고 물으셔. 네 할머니가 쓰셨냐고.</w:t>
+      </w:r>
+    </w:p>
+    <w:p>
+      <w:pPr>
+        <w:pStyle w:val="BodyText"/>
+      </w:pPr>
+      <w:r>
+        <w:t xml:space="preserve">알렉세이: 응, 할머니 글씨야. 40년 동안 진료소 위에 걸려 있다가, 지금은 여기 걸려 있어.</w:t>
+      </w:r>
+    </w:p>
+    <w:p>
+      <w:pPr>
+        <w:pStyle w:val="BodyText"/>
+      </w:pPr>
+      <w:r>
+        <w:t xml:space="preserve">윤: 좋습니다, 이제 말할 수 있겠군요. 한지수 씨, 찾은 걸 보여 주세요.</w:t>
+      </w:r>
+    </w:p>
+    <w:p>
+      <w:pPr>
+        <w:pStyle w:val="BodyText"/>
+      </w:pPr>
+      <w:r>
+        <w:t xml:space="preserve">한지수: 보고서입니다, 최대한 짧게. 4년 전 거래를 끊은 인쇄소가 우리 원판을 보관하다가 팔았습니다. 한 번이 아니라 세 번, 홍콩의 중개인을 통해서요. 그의 서신을 찾는 데 석 달, 그리고 두 나라에서 변호사 두 명이 필요했습니다.</w:t>
+      </w:r>
+    </w:p>
+    <w:p>
+      <w:pPr>
+        <w:pStyle w:val="BodyText"/>
+      </w:pPr>
+      <w:r>
+        <w:t xml:space="preserve">올가: 그러니까 구매자가 셋이었다는 거죠?</w:t>
+      </w:r>
+    </w:p>
+    <w:p>
+      <w:pPr>
+        <w:pStyle w:val="BodyText"/>
+      </w:pPr>
+      <w:r>
+        <w:t xml:space="preserve">한지수: 셋입니다. 첫째는 글레브의 젤을 만든 중국 공장, 둘째는 알마티의 그룹, 셋째는 베트남입니다.</w:t>
+      </w:r>
+    </w:p>
+    <w:p>
+      <w:pPr>
+        <w:pStyle w:val="BodyText"/>
+      </w:pPr>
+      <w:r>
+        <w:t xml:space="preserve">이리나: 알마티… 로트 2207, 작년에 아이게림네서 발견된 위조품이에요.</w:t>
+      </w:r>
+    </w:p>
+    <w:p>
+      <w:pPr>
+        <w:pStyle w:val="BodyText"/>
+      </w:pPr>
+      <w:r>
+        <w:t xml:space="preserve">한지수: 바로 그겁니다. 므이티시에서 찍은 사진이 알마티 것과 일치했어요, 같은 원판입니다.</w:t>
+      </w:r>
+    </w:p>
+    <w:p>
+      <w:pPr>
+        <w:pStyle w:val="BodyText"/>
+      </w:pPr>
+      <w:r>
+        <w:t xml:space="preserve">올가: 그러니까 글레브는 혼자가 아니라 구매자 셋 중 하나였을 뿐이네요.</w:t>
+      </w:r>
+    </w:p>
+    <w:p>
+      <w:pPr>
+        <w:pStyle w:val="BodyText"/>
+      </w:pPr>
+      <w:r>
+        <w:t xml:space="preserve">키릴: 우리 사진이요? 올가 페트로브나가 카페에서 찍은 바로 그거요?</w:t>
+      </w:r>
+    </w:p>
+    <w:p>
+      <w:pPr>
+        <w:pStyle w:val="BodyText"/>
+      </w:pPr>
+      <w:r>
+        <w:t xml:space="preserve">한지수: 바로 그겁니다: 서체, 로고 폭, 코드 번호. 그게 없었으면 1년은 더 찾았을 거예요. 5월에 중국 공장이 폐쇄됐는데, 현지 감독 기관이 여러분 사진을 첨부한 우리 신고에 따라 움직였어요. 카페 확인서도 중국어로 번역했는데, 증인이 된 매니저를 아주 마음에 들어 하더군요.</w:t>
+      </w:r>
+    </w:p>
+    <w:p>
+      <w:pPr>
+        <w:pStyle w:val="BodyText"/>
+      </w:pPr>
+      <w:r>
+        <w:t xml:space="preserve">자이체프: 결국 물건은 얼마나 압수했어요?</w:t>
+      </w:r>
+    </w:p>
+    <w:p>
+      <w:pPr>
+        <w:pStyle w:val="BodyText"/>
+      </w:pPr>
+      <w:r>
+        <w:t xml:space="preserve">한지수: 출고 대기 중이던 주사기 4만 개요. 절반은 러시아로, 절반은 아시아로 갈 예정이었어요.</w:t>
+      </w:r>
+    </w:p>
+    <w:p>
+      <w:pPr>
+        <w:pStyle w:val="BodyText"/>
+      </w:pPr>
+      <w:r>
+        <w:t xml:space="preserve">이리나: 4만 개면 우리 연간 물량의 거의 절반이에요.</w:t>
+      </w:r>
+    </w:p>
+    <w:p>
+      <w:pPr>
+        <w:pStyle w:val="BodyText"/>
+      </w:pPr>
+      <w:r>
+        <w:t xml:space="preserve">디마: 우리 1년의 절반인데, 전부 우리 코드가 붙어 있었다고요?</w:t>
+      </w:r>
+    </w:p>
+    <w:p>
+      <w:pPr>
+        <w:pStyle w:val="BodyText"/>
+      </w:pPr>
+      <w:r>
+        <w:t xml:space="preserve">윤: 환자 4만 명 — 상자엔 우리 이름이, 안에는 알 수 없는 것이.</w:t>
+      </w:r>
+    </w:p>
+    <w:p>
+      <w:pPr>
+        <w:pStyle w:val="BodyText"/>
+      </w:pPr>
+      <w:r>
+        <w:t xml:space="preserve">올가: 베트남은요? 거기서도 찾았어요?</w:t>
+      </w:r>
+    </w:p>
+    <w:p>
+      <w:pPr>
+        <w:pStyle w:val="BodyText"/>
+      </w:pPr>
+      <w:r>
+        <w:t xml:space="preserve">한지수: 베트남은 여러분의 규범을 보고 스스로 찾았습니다. 아홉 개 언어로 번역했어요.</w:t>
+      </w:r>
+    </w:p>
+    <w:p>
+      <w:pPr>
+        <w:pStyle w:val="BodyText"/>
+      </w:pPr>
+      <w:r>
+        <w:t xml:space="preserve">키릴: 우리 규범이요? 올가 페트로브나, 들으셨어요? 아홉 개 언어로 번역됐대요!</w:t>
+      </w:r>
+    </w:p>
+    <w:p>
+      <w:pPr>
+        <w:pStyle w:val="BodyText"/>
+      </w:pPr>
+      <w:r>
+        <w:t xml:space="preserve">올가: 들었어요, 키릴. 그런데 거기 첫 줄이 판지예요?</w:t>
+      </w:r>
+    </w:p>
+    <w:p>
+      <w:pPr>
+        <w:pStyle w:val="BodyText"/>
+      </w:pPr>
+      <w:r>
+        <w:t xml:space="preserve">한지수: 첫 줄은 모든 언어로 「해를 끼치지 말라」예요. 대표님이 직접 고집하셨습니다.</w:t>
+      </w:r>
+    </w:p>
+    <w:p>
+      <w:pPr>
+        <w:pStyle w:val="BodyText"/>
+      </w:pPr>
+      <w:r>
+        <w:t xml:space="preserve">키릴: 아홉 개 언어라니, 그런데 알렉세이 니콜라예비치의 할머니는 그것도 모르시겠죠.</w:t>
+      </w:r>
+    </w:p>
+    <w:p>
+      <w:pPr>
+        <w:pStyle w:val="BodyText"/>
+      </w:pPr>
+      <w:r>
+        <w:t xml:space="preserve">윤: 보론초프, 3월에 나는 「감사는 나중에, 그럴 일이 있다면」이라고 했습니다. 공장을 확인하고, 인쇄소를 확인하고, 알마티, 하노이, 선전까지 넉 달 동안 확인할 수 있는 건 전부 확인했습니다. 이제 말할 수 있습니다. 이런 말은 편지로 하는 게 아니라서 직접 말하려고 왔습니다.</w:t>
+      </w:r>
+    </w:p>
+    <w:p>
+      <w:pPr>
+        <w:pStyle w:val="BodyText"/>
+      </w:pPr>
+      <w:r>
+        <w:t xml:space="preserve">알렉세이: 대표님… 뭐라고 답해야 할지 모르겠습니다.</w:t>
+      </w:r>
+    </w:p>
+    <w:p>
+      <w:pPr>
+        <w:pStyle w:val="BodyText"/>
+      </w:pPr>
+      <w:r>
+        <w:t xml:space="preserve">윤: 잠깐만요, 아직 안 끝났습니다. 당신들이 글레브의 상자를 받았다면, 주사기 4만 개가 당신들 코드와 우리 이름을 달고 팔렸을 겁니다. 1년 뒤엔 재판, 언론, 닫힌 시장이 왔을 거고, 20년의 일이 사라졌겠죠. 당신들은 돈이 없을 때 1천만 루블을 거절했습니다. 당신들이 우리를 지켰습니다.</w:t>
+      </w:r>
+    </w:p>
+    <w:p>
+      <w:pPr>
+        <w:pStyle w:val="BodyText"/>
+      </w:pPr>
+      <w:r>
+        <w:t xml:space="preserve">도윤: 료샤… 대표님이 절하셔. 평생 이렇게 절하신 건 딱 한 번, 다나카 씨에게였어. 사진으로 봤어.</w:t>
+      </w:r>
+    </w:p>
+    <w:p>
+      <w:pPr>
+        <w:pStyle w:val="BodyText"/>
+      </w:pPr>
+      <w:r>
+        <w:t xml:space="preserve">알렉세이: 대표님, 제발 그러지 마세요. 우리는 그냥 상자를 안 받았을 뿐이에요.</w:t>
+      </w:r>
+    </w:p>
+    <w:p>
+      <w:pPr>
+        <w:pStyle w:val="BodyText"/>
+      </w:pPr>
+      <w:r>
+        <w:t xml:space="preserve">윤: 「그냥 안 받았다」. 글레브도 그게 쉽다고 생각했죠. 그에게는 받는 게 — 쉽습니다. 당신들에게는 안 받는 게 — 역시 쉽고요. 우리와 그들의 차이는 전부 거기 있습니다. 법이 아니라. 돈이 아니라. 무엇이 쉽게 느껴지느냐에. 그건 하루 만에, 아니 1년이 걸려도 가르칠 수 없습니다.</w:t>
+      </w:r>
+    </w:p>
+    <w:p>
+      <w:pPr>
+        <w:pStyle w:val="BodyText"/>
+      </w:pPr>
+      <w:r>
+        <w:t xml:space="preserve">코르닐로바: 한마디 해도 될까요? 늦어서 죄송해요. 디마가 여기 들꽃이 있다던데. 이건… 누구 거예요?</w:t>
+      </w:r>
+    </w:p>
+    <w:p>
+      <w:pPr>
+        <w:pStyle w:val="BodyText"/>
+      </w:pPr>
+      <w:r>
+        <w:t xml:space="preserve">윤: 코르닐로바 선생님, 선생님 겁니다. 의사들에게 보낸 편지: 「안에 무엇이 있는지 모릅니다. 아무도 모릅니다」. 한지수 씨가 베트남용으로 번역했는데, 하노이의 의사가 그 줄을 읽고 유통사에 전화했어요. 그의 책상엔 우리 이름이 붙은 주사기 200개가 있었는데, 그는 뜯지 않았습니다.</w:t>
+      </w:r>
+    </w:p>
+    <w:p>
+      <w:pPr>
+        <w:pStyle w:val="BodyText"/>
+      </w:pPr>
+      <w:r>
+        <w:t xml:space="preserve">코르닐로바: 저한테요? 꽃을요? 30년 동안 받은 건 기록부의 감사 문구뿐이었는데. 고맙습니다, 저… 고맙습니다.</w:t>
       </w:r>
     </w:p>
     <w:bookmarkEnd w:id="34"/>
@@ -3812,239 +3812,239 @@
         <w:pStyle w:val="FirstParagraph"/>
       </w:pPr>
       <w:r>
-        <w:t xml:space="preserve">윤: 이제 — 일. 일 없는 감사는 그냥 말입니다. 한지수 씨, 세 항목.</w:t>
-      </w:r>
-    </w:p>
-    <w:p>
-      <w:pPr>
-        <w:pStyle w:val="BodyText"/>
-      </w:pPr>
-      <w:r>
-        <w:t xml:space="preserve">한지수: 첫째. 환율. 달러가 115루블보다 비싸지면 — 세진이 차액의 절반을 부담합니다. 12개월.</w:t>
-      </w:r>
-    </w:p>
-    <w:p>
-      <w:pPr>
-        <w:pStyle w:val="BodyText"/>
-      </w:pPr>
-      <w:r>
-        <w:t xml:space="preserve">이리나: 차액의 절반. 120일 때면… 달러당 5루블. 우리 몫은 — 2.5.</w:t>
-      </w:r>
-    </w:p>
-    <w:p>
-      <w:pPr>
-        <w:pStyle w:val="BodyText"/>
-      </w:pPr>
-      <w:r>
-        <w:t xml:space="preserve">한지수: 네. 이건 환율 밴드예요. 할인이 아니라. 루블이 돌아오면 — 밴드는 작동 안 합니다.</w:t>
-      </w:r>
-    </w:p>
-    <w:p>
-      <w:pPr>
-        <w:pStyle w:val="BodyText"/>
-      </w:pPr>
-      <w:r>
-        <w:t xml:space="preserve">이리나: 찬성이에요. 월 100만 정도예요. 물가 연동 인상은 10월에 풀 수 있어요.</w:t>
-      </w:r>
-    </w:p>
-    <w:p>
-      <w:pPr>
-        <w:pStyle w:val="BodyText"/>
-      </w:pPr>
-      <w:r>
-        <w:t xml:space="preserve">올가: 잠깐요. 세진은 대가로 뭘 원하죠? 계약서에 감사를 적는 건 — 위험해요. 나중에 지우기 어려워요.</w:t>
-      </w:r>
-    </w:p>
-    <w:p>
-      <w:pPr>
-        <w:pStyle w:val="BodyText"/>
-      </w:pPr>
-      <w:r>
-        <w:t xml:space="preserve">윤: 미로노바 변호사님, 맞는 질문입니다. 이건 선물이 아닙니다. 보험입니다. 우리를 위한. 당신들이 환율로 죽으면, 그 자리에 글레브가 옵니다. 아니면 볼코프. 아니면 우리가 모르는 누군가가. 그건 달러당 5루블보다 훨씬 비쌉니다. 계산해 봤습니다.</w:t>
-      </w:r>
-    </w:p>
-    <w:p>
-      <w:pPr>
-        <w:pStyle w:val="BodyText"/>
-      </w:pPr>
-      <w:r>
-        <w:t xml:space="preserve">올가: 그럼 그렇게 적죠. 「환율 밴드는 양측의 이익을 위한 것」. 「감사의 뜻으로」가 아니라. 「감사」라는 말은 계약서에 쓰지 않아요.</w:t>
-      </w:r>
-    </w:p>
-    <w:p>
-      <w:pPr>
-        <w:pStyle w:val="BodyText"/>
-      </w:pPr>
-      <w:r>
-        <w:t xml:space="preserve">윤: 좋습니다. 감사는 빼고. 감사는 — 말로. 오늘.</w:t>
-      </w:r>
-    </w:p>
-    <w:p>
-      <w:pPr>
-        <w:pStyle w:val="BodyText"/>
-      </w:pPr>
-      <w:r>
-        <w:t xml:space="preserve">한지수: 동의합니다. 둘째. 카자흐스탄.</w:t>
-      </w:r>
-    </w:p>
-    <w:p>
-      <w:pPr>
-        <w:pStyle w:val="BodyText"/>
-      </w:pPr>
-      <w:r>
-        <w:t xml:space="preserve">알렉세이: 카자흐스탄. 작년에 「아직은 아니다」라고 하셨죠.</w:t>
-      </w:r>
-    </w:p>
-    <w:p>
-      <w:pPr>
-        <w:pStyle w:val="BodyText"/>
-      </w:pPr>
-      <w:r>
-        <w:t xml:space="preserve">윤: 그때 알마티에 위조품이 있었습니다. 이제 출처를 압니다. 원판은 죽었습니다. 이제 — 「예」.</w:t>
-      </w:r>
-    </w:p>
-    <w:p>
-      <w:pPr>
-        <w:pStyle w:val="BodyText"/>
-      </w:pPr>
-      <w:r>
-        <w:t xml:space="preserve">디마: 예요? 카자흐스탄이 — 우리 거예요? 「알라타우 메드」를 통해서?</w:t>
-      </w:r>
-    </w:p>
-    <w:p>
-      <w:pPr>
-        <w:pStyle w:val="BodyText"/>
-      </w:pPr>
-      <w:r>
-        <w:t xml:space="preserve">한지수: 「알라타우 메드」를 통해서요. 여러분이 총판입니다. 아이게림이 여러분의 하위 유통사. 아베노바 원장이 두 번째 교육 센터. 이미 동의했습니다.</w:t>
-      </w:r>
-    </w:p>
-    <w:p>
-      <w:pPr>
-        <w:pStyle w:val="BodyText"/>
-      </w:pPr>
-      <w:r>
-        <w:t xml:space="preserve">이리나: 아이게림은 알아요? 1년을 기다렸어요.</w:t>
-      </w:r>
-    </w:p>
-    <w:p>
-      <w:pPr>
-        <w:pStyle w:val="BodyText"/>
-      </w:pPr>
-      <w:r>
-        <w:t xml:space="preserve">한지수: 압니다. 전화로 울었어요. 그러고는 바로 가격을 물었고요.</w:t>
-      </w:r>
-    </w:p>
-    <w:p>
-      <w:pPr>
-        <w:pStyle w:val="BodyText"/>
-      </w:pPr>
-      <w:r>
-        <w:t xml:space="preserve">키릴: 그럼 아이게림에게 우리 공급망이 필요해요. 코드, 채널, 「글레브 놀이」. 제가 알마티로 갈 수 있어요. 9월에.</w:t>
-      </w:r>
-    </w:p>
-    <w:p>
-      <w:pPr>
-        <w:pStyle w:val="BodyText"/>
-      </w:pPr>
-      <w:r>
-        <w:t xml:space="preserve">윤: 9월에 당신은 서울로 갑니다. 그게 셋째 항목입니다.</w:t>
-      </w:r>
-    </w:p>
-    <w:p>
-      <w:pPr>
-        <w:pStyle w:val="BodyText"/>
-      </w:pPr>
-      <w:r>
-        <w:t xml:space="preserve">키릴: 서울이요? 제가요?</w:t>
-      </w:r>
-    </w:p>
-    <w:p>
-      <w:pPr>
-        <w:pStyle w:val="BodyText"/>
-      </w:pPr>
-      <w:r>
-        <w:t xml:space="preserve">한지수: 셋째 항목. 여러분의 컴플라이언스 체계. 세 가지 — 공급망, 교육, 채널. 대표님은 이것을 우리 유통사 열네 곳 전체의 표준으로 삼고 싶어 하십니다. 9월 서울에서 파트너 회의가 있습니다. 거기서 발표해 주세요. 직접. 40분. 「글레브 놀이」까지, 쑥스럽지 않으시다면.</w:t>
-      </w:r>
-    </w:p>
-    <w:p>
-      <w:pPr>
-        <w:pStyle w:val="BodyText"/>
-      </w:pPr>
-      <w:r>
-        <w:t xml:space="preserve">키릴: 저… 저는 거절에 반대했어요. 3월에. 공식적으로. 아세요?</w:t>
-      </w:r>
-    </w:p>
-    <w:p>
-      <w:pPr>
-        <w:pStyle w:val="BodyText"/>
-      </w:pPr>
-      <w:r>
-        <w:t xml:space="preserve">윤: 압니다. 직접 말해 줬죠. 그래서 — 당신입니다. 받고 싶었지만 받지 않은 사람이 더 잘 설명합니다.</w:t>
-      </w:r>
-    </w:p>
-    <w:p>
-      <w:pPr>
-        <w:pStyle w:val="BodyText"/>
-      </w:pPr>
-      <w:r>
-        <w:t xml:space="preserve">올가: 거의 내 말이네요. 키릴, 4월에 채널을 맡겠다고 할 때 당신이 한 말이에요.</w:t>
-      </w:r>
-    </w:p>
-    <w:p>
-      <w:pPr>
-        <w:pStyle w:val="BodyText"/>
-      </w:pPr>
-      <w:r>
-        <w:t xml:space="preserve">키릴: 기억해요. 서울에서 듣게 될 줄은 몰랐어요.</w:t>
-      </w:r>
-    </w:p>
-    <w:p>
-      <w:pPr>
-        <w:pStyle w:val="BodyText"/>
-      </w:pPr>
-      <w:r>
-        <w:t xml:space="preserve">이리나: 이게 다예요? 세 항목? 환율, 카자흐스탄, 서울?</w:t>
-      </w:r>
-    </w:p>
-    <w:p>
-      <w:pPr>
-        <w:pStyle w:val="BodyText"/>
-      </w:pPr>
-      <w:r>
-        <w:t xml:space="preserve">윤: 아닙니다. 넷째가 있습니다. 계약서엔 없는. 판지를 쓴 분을 뵙고 싶습니다. 그분이 허락하신다면.</w:t>
-      </w:r>
-    </w:p>
-    <w:p>
-      <w:pPr>
-        <w:pStyle w:val="BodyText"/>
-      </w:pPr>
-      <w:r>
-        <w:t xml:space="preserve">알렉세이: 할머니를요? 여든아홉이세요. 시골에 계세요. 200킬로미터.</w:t>
-      </w:r>
-    </w:p>
-    <w:p>
-      <w:pPr>
-        <w:pStyle w:val="BodyText"/>
-      </w:pPr>
-      <w:r>
-        <w:t xml:space="preserve">윤: 압니다. 도윤이 말해 줬어요. 일요일. 파이. 괜찮다면 — 함께 가고 싶습니다.</w:t>
-      </w:r>
-    </w:p>
-    <w:p>
-      <w:pPr>
-        <w:pStyle w:val="BodyText"/>
-      </w:pPr>
-      <w:r>
-        <w:t xml:space="preserve">도윤: 료샤, 진심이셔. 비행기에서 러시아어 한 문장을 연습하셨어. 할머니를 위해서.</w:t>
-      </w:r>
-    </w:p>
-    <w:p>
-      <w:pPr>
-        <w:pStyle w:val="BodyText"/>
-      </w:pPr>
-      <w:r>
-        <w:t xml:space="preserve">알렉세이: 그럼 일요일에. 할머니는 잘 먹는 손님을 좋아하셔.</w:t>
+        <w:t xml:space="preserve">윤: 이제 일 얘기를 하죠, 일 없는 감사는 그냥 말이니까요. 한지수 씨, 세 항목.</w:t>
+      </w:r>
+    </w:p>
+    <w:p>
+      <w:pPr>
+        <w:pStyle w:val="BodyText"/>
+      </w:pPr>
+      <w:r>
+        <w:t xml:space="preserve">한지수: 첫째는 환율입니다. 달러가 115루블보다 비싸지면 세진이 12개월 동안 차액의 절반을 부담합니다.</w:t>
+      </w:r>
+    </w:p>
+    <w:p>
+      <w:pPr>
+        <w:pStyle w:val="BodyText"/>
+      </w:pPr>
+      <w:r>
+        <w:t xml:space="preserve">이리나: 차액의 절반이라… 120일 때면 달러당 5루블이니까, 우리 몫은 2.5예요.</w:t>
+      </w:r>
+    </w:p>
+    <w:p>
+      <w:pPr>
+        <w:pStyle w:val="BodyText"/>
+      </w:pPr>
+      <w:r>
+        <w:t xml:space="preserve">한지수: 네. 할인이 아니라 환율 밴드예요. 루블이 돌아오면 밴드는 그냥 작동을 멈춥니다.</w:t>
+      </w:r>
+    </w:p>
+    <w:p>
+      <w:pPr>
+        <w:pStyle w:val="BodyText"/>
+      </w:pPr>
+      <w:r>
+        <w:t xml:space="preserve">이리나: 찬성이에요. 월 100만 정도니까, 물가 연동 인상은 10월에 바로 풀 수 있어요.</w:t>
+      </w:r>
+    </w:p>
+    <w:p>
+      <w:pPr>
+        <w:pStyle w:val="BodyText"/>
+      </w:pPr>
+      <w:r>
+        <w:t xml:space="preserve">올가: 잠깐요. 세진은 대가로 뭘 원하죠? 계약서에 감사를 적는 건 위험해요, 나중에 지우기 어렵거든요.</w:t>
+      </w:r>
+    </w:p>
+    <w:p>
+      <w:pPr>
+        <w:pStyle w:val="BodyText"/>
+      </w:pPr>
+      <w:r>
+        <w:t xml:space="preserve">윤: 미로노바 변호사님, 맞는 질문입니다. 이건 선물이 아닙니다. 보험입니다, 그것도 우리를 위한. 당신들이 환율로 죽으면 그 자리에 글레브나 볼코프, 아니면 우리가 전혀 모르는 누군가가 옵니다. 그건 달러당 5루블보다 훨씬 비쌉니다. 다 계산해 봤습니다.</w:t>
+      </w:r>
+    </w:p>
+    <w:p>
+      <w:pPr>
+        <w:pStyle w:val="BodyText"/>
+      </w:pPr>
+      <w:r>
+        <w:t xml:space="preserve">올가: 그럼 그렇게 적죠: 「감사의 뜻으로」가 아니라 「환율 밴드는 양측의 이익을 위한 것」. 「감사」라는 말은 계약서에 쓰지 않아요.</w:t>
+      </w:r>
+    </w:p>
+    <w:p>
+      <w:pPr>
+        <w:pStyle w:val="BodyText"/>
+      </w:pPr>
+      <w:r>
+        <w:t xml:space="preserve">윤: 좋습니다, 감사는 빼고요. 감사는 말로, 그것도 오늘 하겠습니다.</w:t>
+      </w:r>
+    </w:p>
+    <w:p>
+      <w:pPr>
+        <w:pStyle w:val="BodyText"/>
+      </w:pPr>
+      <w:r>
+        <w:t xml:space="preserve">한지수: 동의합니다. 둘째 항목은 카자흐스탄입니다.</w:t>
+      </w:r>
+    </w:p>
+    <w:p>
+      <w:pPr>
+        <w:pStyle w:val="BodyText"/>
+      </w:pPr>
+      <w:r>
+        <w:t xml:space="preserve">알렉세이: 카자흐스탄… 작년에는 「아직은 아니다」라고 하셨죠.</w:t>
+      </w:r>
+    </w:p>
+    <w:p>
+      <w:pPr>
+        <w:pStyle w:val="BodyText"/>
+      </w:pPr>
+      <w:r>
+        <w:t xml:space="preserve">윤: 그때는 알마티에 위조품이 있었고, 이제는 그 출처를 압니다. 원판은 죽었으니, 이제는 「예」입니다.</w:t>
+      </w:r>
+    </w:p>
+    <w:p>
+      <w:pPr>
+        <w:pStyle w:val="BodyText"/>
+      </w:pPr>
+      <w:r>
+        <w:t xml:space="preserve">디마: 예요? 카자흐스탄이 이제 우리 거예요? 「알라타우 메드」를 통해서요?</w:t>
+      </w:r>
+    </w:p>
+    <w:p>
+      <w:pPr>
+        <w:pStyle w:val="BodyText"/>
+      </w:pPr>
+      <w:r>
+        <w:t xml:space="preserve">한지수: 「알라타우 메드」를 통해서요. 여러분이 총판이고, 아이게림이 하위 유통사가 되고, 아베노바 원장이 두 번째 교육 센터를 엽니다. 이미 동의했어요.</w:t>
+      </w:r>
+    </w:p>
+    <w:p>
+      <w:pPr>
+        <w:pStyle w:val="BodyText"/>
+      </w:pPr>
+      <w:r>
+        <w:t xml:space="preserve">이리나: 아이게림도 알아요? 1년 내내 이걸 기다렸잖아요.</w:t>
+      </w:r>
+    </w:p>
+    <w:p>
+      <w:pPr>
+        <w:pStyle w:val="BodyText"/>
+      </w:pPr>
+      <w:r>
+        <w:t xml:space="preserve">한지수: 압니다. 전화로 울더니 바로 가격을 묻더군요.</w:t>
+      </w:r>
+    </w:p>
+    <w:p>
+      <w:pPr>
+        <w:pStyle w:val="BodyText"/>
+      </w:pPr>
+      <w:r>
+        <w:t xml:space="preserve">키릴: 그럼 아이게림에게 우리 공급망, 그러니까 코드, 채널, 「글레브 놀이」가 필요하겠네요. 9월에 제가 알마티로 갈 수 있어요.</w:t>
+      </w:r>
+    </w:p>
+    <w:p>
+      <w:pPr>
+        <w:pStyle w:val="BodyText"/>
+      </w:pPr>
+      <w:r>
+        <w:t xml:space="preserve">윤: 9월에 당신은 서울로 갑니다. 그게 바로 셋째 항목이에요.</w:t>
+      </w:r>
+    </w:p>
+    <w:p>
+      <w:pPr>
+        <w:pStyle w:val="BodyText"/>
+      </w:pPr>
+      <w:r>
+        <w:t xml:space="preserve">키릴: 서울이요? 제가요? 농담하시는 거죠?</w:t>
+      </w:r>
+    </w:p>
+    <w:p>
+      <w:pPr>
+        <w:pStyle w:val="BodyText"/>
+      </w:pPr>
+      <w:r>
+        <w:t xml:space="preserve">한지수: 셋째는 공급망, 교육, 채널이라는 세 가지로 된 여러분의 컴플라이언스 체계입니다. 대표님은 이걸 우리 유통사 열네 곳 전체의 표준으로 삼고 싶어 하세요. 9월 서울 파트너 회의에서 직접 40분 동안 발표해 주세요, 쑥스럽지 않으시면 「글레브 놀이」까지요.</w:t>
+      </w:r>
+    </w:p>
+    <w:p>
+      <w:pPr>
+        <w:pStyle w:val="BodyText"/>
+      </w:pPr>
+      <w:r>
+        <w:t xml:space="preserve">키릴: 저… 하지만 전 3월에 공식적으로 거절에 반대했어요. 그거 아세요?</w:t>
+      </w:r>
+    </w:p>
+    <w:p>
+      <w:pPr>
+        <w:pStyle w:val="BodyText"/>
+      </w:pPr>
+      <w:r>
+        <w:t xml:space="preserve">윤: 압니다, 직접 말해 줬죠. 그래서 당신입니다. 받고 싶었지만 받지 않은 사람이 누구보다 잘 설명합니다.</w:t>
+      </w:r>
+    </w:p>
+    <w:p>
+      <w:pPr>
+        <w:pStyle w:val="BodyText"/>
+      </w:pPr>
+      <w:r>
+        <w:t xml:space="preserve">올가: 거의 내 말이네요. 키릴, 4월에 채널을 맡겨 달라고 할 때 당신이 한 말이에요.</w:t>
+      </w:r>
+    </w:p>
+    <w:p>
+      <w:pPr>
+        <w:pStyle w:val="BodyText"/>
+      </w:pPr>
+      <w:r>
+        <w:t xml:space="preserve">키릴: 기억해요. 하지만 그 말을 서울에서 듣게 될 줄은 몰랐어요.</w:t>
+      </w:r>
+    </w:p>
+    <w:p>
+      <w:pPr>
+        <w:pStyle w:val="BodyText"/>
+      </w:pPr>
+      <w:r>
+        <w:t xml:space="preserve">이리나: 이게 다예요? 환율, 카자흐스탄, 서울, 세 항목?</w:t>
+      </w:r>
+    </w:p>
+    <w:p>
+      <w:pPr>
+        <w:pStyle w:val="BodyText"/>
+      </w:pPr>
+      <w:r>
+        <w:t xml:space="preserve">윤: 아닙니다, 계약서엔 없는 넷째가 있습니다. 판지를 쓴 분을 뵙고 싶어요, 허락하신다면.</w:t>
+      </w:r>
+    </w:p>
+    <w:p>
+      <w:pPr>
+        <w:pStyle w:val="BodyText"/>
+      </w:pPr>
+      <w:r>
+        <w:t xml:space="preserve">알렉세이: 할머니를요? 여든아홉이시고, 여기서 200킬로미터 떨어진 시골에 사세요.</w:t>
+      </w:r>
+    </w:p>
+    <w:p>
+      <w:pPr>
+        <w:pStyle w:val="BodyText"/>
+      </w:pPr>
+      <w:r>
+        <w:t xml:space="preserve">윤: 압니다, 도윤이 말해 줬어요: 일요일, 파이. 괜찮다면 함께 가고 싶습니다.</w:t>
+      </w:r>
+    </w:p>
+    <w:p>
+      <w:pPr>
+        <w:pStyle w:val="BodyText"/>
+      </w:pPr>
+      <w:r>
+        <w:t xml:space="preserve">도윤: 료샤, 진심이셔. 비행기에서 할머니를 위해 러시아어 한 문장을 연습하셨어.</w:t>
+      </w:r>
+    </w:p>
+    <w:p>
+      <w:pPr>
+        <w:pStyle w:val="BodyText"/>
+      </w:pPr>
+      <w:r>
+        <w:t xml:space="preserve">알렉세이: 그럼 일요일에요. 할머니는 잘 먹는 손님을 좋아하세요.</w:t>
       </w:r>
     </w:p>
     <w:bookmarkEnd w:id="35"/>
@@ -4062,199 +4062,199 @@
         <w:pStyle w:val="FirstParagraph"/>
       </w:pPr>
       <w:r>
-        <w:t xml:space="preserve">베라: 료샤, 이 사람이야? 한국 사장님? 말랐네. 앉아요. 양배추 파이. 이건 — 사과.</w:t>
-      </w:r>
-    </w:p>
-    <w:p>
-      <w:pPr>
-        <w:pStyle w:val="BodyText"/>
-      </w:pPr>
-      <w:r>
-        <w:t xml:space="preserve">도윤: 대표님이 인사하셔요: 안녕하세요. 맞아 주셔서 감사합니다. 한국에서 선물을 가져오셨어요.</w:t>
-      </w:r>
-    </w:p>
-    <w:p>
-      <w:pPr>
-        <w:pStyle w:val="BodyText"/>
-      </w:pPr>
-      <w:r>
-        <w:t xml:space="preserve">베라: 선물은 나중에. 먼저 — 파이. 배고픈 사람은 선물을 주는 게 아니야. 흥정을 하지.</w:t>
-      </w:r>
-    </w:p>
-    <w:p>
-      <w:pPr>
-        <w:pStyle w:val="BodyText"/>
-      </w:pPr>
-      <w:r>
-        <w:t xml:space="preserve">윤: 도윤, 맞는 말씀이야. 전해: 먹겠습니다.</w:t>
-      </w:r>
-    </w:p>
-    <w:p>
-      <w:pPr>
-        <w:pStyle w:val="BodyText"/>
-      </w:pPr>
-      <w:r>
-        <w:t xml:space="preserve">베라: 봐. 먹네. 잘 먹어. 그럼 정직한 사람이야. 정직하지 않은 사람은 조금 먹어. 독을 탈까 봐 겁나서.</w:t>
-      </w:r>
-    </w:p>
-    <w:p>
-      <w:pPr>
-        <w:pStyle w:val="BodyText"/>
-      </w:pPr>
-      <w:r>
-        <w:t xml:space="preserve">도윤: 대표님이 그러셔요: 이런 파이는 어머니가 해 주신 것밖에 못 먹어 봤다고. 대구 근처 시골에서.</w:t>
-      </w:r>
-    </w:p>
-    <w:p>
-      <w:pPr>
-        <w:pStyle w:val="BodyText"/>
-      </w:pPr>
-      <w:r>
-        <w:t xml:space="preserve">알렉세이: 할머니…</w:t>
-      </w:r>
-    </w:p>
-    <w:p>
-      <w:pPr>
-        <w:pStyle w:val="BodyText"/>
-      </w:pPr>
-      <w:r>
-        <w:t xml:space="preserve">베라: 조용히 해, 료샤. 40년 동안 식욕으로 사람을 고쳤어. 도윤, 물어봐: 왜 왔대? 파이 먹으러 온 건 아닐 테고.</w:t>
-      </w:r>
-    </w:p>
-    <w:p>
-      <w:pPr>
-        <w:pStyle w:val="BodyText"/>
-      </w:pPr>
-      <w:r>
-        <w:t xml:space="preserve">도윤: 대표님이 그러셔요: 「해를 끼치지 말라」를 쓴 손을 보고 싶으셨대요. 그 손이 회사를 지켰다고.</w:t>
-      </w:r>
-    </w:p>
-    <w:p>
-      <w:pPr>
-        <w:pStyle w:val="BodyText"/>
-      </w:pPr>
-      <w:r>
-        <w:t xml:space="preserve">베라: 손? 아무것도 안 지켰어. 두 단어. 파란 볼펜으로. 50년 가까이 전에.</w:t>
-      </w:r>
-    </w:p>
-    <w:p>
-      <w:pPr>
-        <w:pStyle w:val="BodyText"/>
-      </w:pPr>
-      <w:r>
-        <w:t xml:space="preserve">윤: 도윤, 통역해. 나에게도 97년에 어떤 사람이 180일을 줬습니다. 차고 하나와 직원 열다섯 말고는 아무것도 없을 때. 그리고 종이에 몇 마디를 써 줬어요. 그 종이를 32년째 지니고 다닙니다. 매일.</w:t>
-      </w:r>
-    </w:p>
-    <w:p>
-      <w:pPr>
-        <w:pStyle w:val="BodyText"/>
-      </w:pPr>
-      <w:r>
-        <w:t xml:space="preserve">베라: 32년. 주머니에?</w:t>
-      </w:r>
-    </w:p>
-    <w:p>
-      <w:pPr>
-        <w:pStyle w:val="BodyText"/>
-      </w:pPr>
-      <w:r>
-        <w:t xml:space="preserve">윤: 주머니에. 여기. 다나카 씨. 10년 전에 돌아가셨어요. 해마다 이 종이를 들고 묘소에 갑니다.</w:t>
-      </w:r>
-    </w:p>
-    <w:p>
-      <w:pPr>
-        <w:pStyle w:val="BodyText"/>
-      </w:pPr>
-      <w:r>
-        <w:t xml:space="preserve">베라: 보여 줘. 한 글자도 모르겠네. 그래도 글씨가 좋아. 반듯해. 쓸 때 거짓말 안 한 사람이야.</w:t>
-      </w:r>
-    </w:p>
-    <w:p>
-      <w:pPr>
-        <w:pStyle w:val="BodyText"/>
-      </w:pPr>
-      <w:r>
-        <w:t xml:space="preserve">윤: 도윤, 전해 드려: 손자분이 상자를 받지 않았습니다. 환자 4만 명. 이걸 말씀드리러 왔습니다. 손자분이 아니라. 할머님께.</w:t>
-      </w:r>
-    </w:p>
-    <w:p>
-      <w:pPr>
-        <w:pStyle w:val="BodyText"/>
-      </w:pPr>
-      <w:r>
-        <w:t xml:space="preserve">베라: 안 받은 건 알아. 3월에 전화로 말해 줬지: 「셋이 아니다. 하나다」. 알아들었어. 우리 애는 알아듣는 애야. 느리지만 알아들어. 어릴 때 세 살까지 말을 안 했어. 그러다 갑자기 — 문장으로. 이번에도 그래. 오래 말이 없다가, 옳게 하지.</w:t>
-      </w:r>
-    </w:p>
-    <w:p>
-      <w:pPr>
-        <w:pStyle w:val="BodyText"/>
-      </w:pPr>
-      <w:r>
-        <w:t xml:space="preserve">알렉세이: 할머니, 이제 그만…</w:t>
-      </w:r>
-    </w:p>
-    <w:p>
-      <w:pPr>
-        <w:pStyle w:val="BodyText"/>
-      </w:pPr>
-      <w:r>
-        <w:t xml:space="preserve">베라: 조용히 해. 도윤, 사장님한테 전해: 나한테 절하지 마. 하려는 거 보여. 하지 마. 허리는 하나야. 아껴.</w:t>
-      </w:r>
-    </w:p>
-    <w:p>
-      <w:pPr>
-        <w:pStyle w:val="BodyText"/>
-      </w:pPr>
-      <w:r>
-        <w:t xml:space="preserve">도윤: 대표님이 웃으셔요. 절하지 말라고 한 사람은 할머님이 처음이래요. 어머니도 안 말리셨대요.</w:t>
-      </w:r>
-    </w:p>
-    <w:p>
-      <w:pPr>
-        <w:pStyle w:val="BodyText"/>
-      </w:pPr>
-      <w:r>
-        <w:t xml:space="preserve">베라: 어머니는 절 받는 걸 좋아해서 안 말린 거지. 난 — 펠드셰르야. 허리가 아까워.</w:t>
-      </w:r>
-    </w:p>
-    <w:p>
-      <w:pPr>
-        <w:pStyle w:val="BodyText"/>
-      </w:pPr>
-      <w:r>
-        <w:t xml:space="preserve">윤: 도윤. 「몸 아끼세요」라고 전해. 러시아어로. 비행기에서 외웠어.</w:t>
-      </w:r>
-    </w:p>
-    <w:p>
-      <w:pPr>
-        <w:pStyle w:val="BodyText"/>
-      </w:pPr>
-      <w:r>
-        <w:t xml:space="preserve">베라: 몸 아껴라, 아들. 그렇지. 잘 말했어. 억양도 거의 없네.</w:t>
-      </w:r>
-    </w:p>
-    <w:p>
-      <w:pPr>
-        <w:pStyle w:val="BodyText"/>
-      </w:pPr>
-      <w:r>
-        <w:t xml:space="preserve">도윤: 사진을 같이 찍어도 되냐고 물으세요. 판지 아래서는 안 되겠네요. 판지는 모스크바에 있으니까.</w:t>
-      </w:r>
-    </w:p>
-    <w:p>
-      <w:pPr>
-        <w:pStyle w:val="BodyText"/>
-      </w:pPr>
-      <w:r>
-        <w:t xml:space="preserve">베라: 판지는 모스크바에 있고, 나는 — 여기 있지. 여기서 찍어. 판지는 — 나야, 종이가 아니라.</w:t>
-      </w:r>
-    </w:p>
-    <w:p>
-      <w:pPr>
-        <w:pStyle w:val="BodyText"/>
-      </w:pPr>
-      <w:r>
-        <w:t xml:space="preserve">윤: 도윤, 이건 적어 두겠어. 「판지는 나다, 종이가 아니라」. 서울에 걸자. 다나카 씨 옆에.</w:t>
+        <w:t xml:space="preserve">베라: 료샤, 이 사람이야? 한국 사장님? 어쩜 이렇게 말랐어… 앉아요. 이건 양배추 파이고, 이건 사과 파이야.</w:t>
+      </w:r>
+    </w:p>
+    <w:p>
+      <w:pPr>
+        <w:pStyle w:val="BodyText"/>
+      </w:pPr>
+      <w:r>
+        <w:t xml:space="preserve">도윤: 대표님이 인사하시면서, 맞아 주셔서 감사하대요. 한국에서 선물을 가져오셨어요.</w:t>
+      </w:r>
+    </w:p>
+    <w:p>
+      <w:pPr>
+        <w:pStyle w:val="BodyText"/>
+      </w:pPr>
+      <w:r>
+        <w:t xml:space="preserve">베라: 선물은 나중에, 먼저 파이부터. 배고픈 사람은 선물을 주는 게 아니야. 흥정을 하지.</w:t>
+      </w:r>
+    </w:p>
+    <w:p>
+      <w:pPr>
+        <w:pStyle w:val="BodyText"/>
+      </w:pPr>
+      <w:r>
+        <w:t xml:space="preserve">윤: 도윤, 맞는 말씀이야. 먹겠다고 전해.</w:t>
+      </w:r>
+    </w:p>
+    <w:p>
+      <w:pPr>
+        <w:pStyle w:val="BodyText"/>
+      </w:pPr>
+      <w:r>
+        <w:t xml:space="preserve">베라: 봐, 먹네, 그것도 잘 먹어. 그럼 정직한 사람이야. 정직하지 않은 사람은 독을 탈까 봐 겁나서 조금 먹거든.</w:t>
+      </w:r>
+    </w:p>
+    <w:p>
+      <w:pPr>
+        <w:pStyle w:val="BodyText"/>
+      </w:pPr>
+      <w:r>
+        <w:t xml:space="preserve">도윤: 대표님이 이런 파이는 대구 근처 시골에서 어머니가 해 주신 것밖에 못 먹어 봤대요.</w:t>
+      </w:r>
+    </w:p>
+    <w:p>
+      <w:pPr>
+        <w:pStyle w:val="BodyText"/>
+      </w:pPr>
+      <w:r>
+        <w:t xml:space="preserve">알렉세이: 할머니, 정말 왜 그러세요…</w:t>
+      </w:r>
+    </w:p>
+    <w:p>
+      <w:pPr>
+        <w:pStyle w:val="BodyText"/>
+      </w:pPr>
+      <w:r>
+        <w:t xml:space="preserve">베라: 조용히 해, 료샤. 40년 동안 식욕으로 사람을 고쳤어. 도윤, 왜 왔는지 물어봐. 파이 먹으러 온 건 아닐 테니까.</w:t>
+      </w:r>
+    </w:p>
+    <w:p>
+      <w:pPr>
+        <w:pStyle w:val="BodyText"/>
+      </w:pPr>
+      <w:r>
+        <w:t xml:space="preserve">도윤: 대표님이 「해를 끼치지 말라」를 쓴 손을 보고 싶으셨대요. 그 손이 회사를 지켰다고요.</w:t>
+      </w:r>
+    </w:p>
+    <w:p>
+      <w:pPr>
+        <w:pStyle w:val="BodyText"/>
+      </w:pPr>
+      <w:r>
+        <w:t xml:space="preserve">베라: 손? 아무것도 안 지켰어. 50년 가까이 전에 파란 볼펜으로 쓴 두 단어, 그게 다야.</w:t>
+      </w:r>
+    </w:p>
+    <w:p>
+      <w:pPr>
+        <w:pStyle w:val="BodyText"/>
+      </w:pPr>
+      <w:r>
+        <w:t xml:space="preserve">윤: 도윤, 통역해. 나도 97년에, 차고 하나와 직원 열다섯 말고는 아무것도 없을 때 어떤 사람이 180일을 줬습니다. 그리고 종이에 몇 마디를 써 줬어요. 그 종이를 32년째 매일 지니고 다닙니다.</w:t>
+      </w:r>
+    </w:p>
+    <w:p>
+      <w:pPr>
+        <w:pStyle w:val="BodyText"/>
+      </w:pPr>
+      <w:r>
+        <w:t xml:space="preserve">베라: 32년이라고? 진짜 주머니에 넣고 다녀?</w:t>
+      </w:r>
+    </w:p>
+    <w:p>
+      <w:pPr>
+        <w:pStyle w:val="BodyText"/>
+      </w:pPr>
+      <w:r>
+        <w:t xml:space="preserve">윤: 주머니에요, 여기 있습니다. 다나카 씨예요. 10년 전에 돌아가셨는데, 해마다 이 종이를 들고 그분께 갑니다.</w:t>
+      </w:r>
+    </w:p>
+    <w:p>
+      <w:pPr>
+        <w:pStyle w:val="BodyText"/>
+      </w:pPr>
+      <w:r>
+        <w:t xml:space="preserve">베라: 보여 줘. 한 글자도 모르겠지만, 글씨가 좋아, 반듯해. 쓸 때 거짓말 안 한 사람이야.</w:t>
+      </w:r>
+    </w:p>
+    <w:p>
+      <w:pPr>
+        <w:pStyle w:val="BodyText"/>
+      </w:pPr>
+      <w:r>
+        <w:t xml:space="preserve">윤: 도윤, 전해 드려: 손자분이 상자를 받지 않았고, 그건 환자 4만 명입니다. 이걸 손자분이 아니라 바로 할머님께 말씀드리러 왔습니다.</w:t>
+      </w:r>
+    </w:p>
+    <w:p>
+      <w:pPr>
+        <w:pStyle w:val="BodyText"/>
+      </w:pPr>
+      <w:r>
+        <w:t xml:space="preserve">베라: 안 받은 건 알아. 3월에 전화로 말해 줬지: 「셋이 아니다. 하나다」. 그리고 알아들었어. 우리 애는 느려도 알아듣는 애야. 어릴 때 세 살까지 말을 안 하다가, 갑자기 문장으로 말하기 시작했지. 이번에도 그래: 오래 말이 없다가, 옳게 해.</w:t>
+      </w:r>
+    </w:p>
+    <w:p>
+      <w:pPr>
+        <w:pStyle w:val="BodyText"/>
+      </w:pPr>
+      <w:r>
+        <w:t xml:space="preserve">알렉세이: 할머니, 제발 이제 그만하세요…</w:t>
+      </w:r>
+    </w:p>
+    <w:p>
+      <w:pPr>
+        <w:pStyle w:val="BodyText"/>
+      </w:pPr>
+      <w:r>
+        <w:t xml:space="preserve">베라: 조용히 해. 도윤, 사장님한테 나한테 절하지 말라고 전해, 하려는 거 다 보여. 하지 마, 사람 허리는 하나야, 아껴야지.</w:t>
+      </w:r>
+    </w:p>
+    <w:p>
+      <w:pPr>
+        <w:pStyle w:val="BodyText"/>
+      </w:pPr>
+      <w:r>
+        <w:t xml:space="preserve">도윤: 대표님이 웃으시면서, 절하지 말라고 한 사람은 할머님이 처음이래요. 어머니도 안 말리셨대요.</w:t>
+      </w:r>
+    </w:p>
+    <w:p>
+      <w:pPr>
+        <w:pStyle w:val="BodyText"/>
+      </w:pPr>
+      <w:r>
+        <w:t xml:space="preserve">베라: 어머니는 절 받는 걸 좋아해서 안 말린 거고, 난 펠드셰르라 허리가 아까워.</w:t>
+      </w:r>
+    </w:p>
+    <w:p>
+      <w:pPr>
+        <w:pStyle w:val="BodyText"/>
+      </w:pPr>
+      <w:r>
+        <w:t xml:space="preserve">윤: 도윤, 「몸 아끼세요」라고 러시아어로 전해. 비행기에서 외웠어.</w:t>
+      </w:r>
+    </w:p>
+    <w:p>
+      <w:pPr>
+        <w:pStyle w:val="BodyText"/>
+      </w:pPr>
+      <w:r>
+        <w:t xml:space="preserve">베라: 몸 아껴라, 아들. 그렇지, 잘 말했어, 억양도 거의 없네.</w:t>
+      </w:r>
+    </w:p>
+    <w:p>
+      <w:pPr>
+        <w:pStyle w:val="BodyText"/>
+      </w:pPr>
+      <w:r>
+        <w:t xml:space="preserve">도윤: 같이 사진을 찍어도 되냐고 물으세요. 판지는 모스크바에 있으니까 판지 아래서는 안 되겠네요.</w:t>
+      </w:r>
+    </w:p>
+    <w:p>
+      <w:pPr>
+        <w:pStyle w:val="BodyText"/>
+      </w:pPr>
+      <w:r>
+        <w:t xml:space="preserve">베라: 판지는 모스크바에 있고, 나는 여기 있지. 여기서 찍어. 판지는 — 나야, 종이가 아니라.</w:t>
+      </w:r>
+    </w:p>
+    <w:p>
+      <w:pPr>
+        <w:pStyle w:val="BodyText"/>
+      </w:pPr>
+      <w:r>
+        <w:t xml:space="preserve">윤: 도윤, 이건 적어 두겠어: 「판지는 나다, 종이가 아니라」. 서울에, 다나카 씨 옆에 걸자.</w:t>
       </w:r>
     </w:p>
     <w:bookmarkEnd w:id="36"/>
@@ -4272,23 +4272,23 @@
         <w:pStyle w:val="FirstParagraph"/>
       </w:pPr>
       <w:r>
-        <w:t xml:space="preserve">도윤: 주무셔. 차에서 주무시는 건 처음 봐. 20년 동안 한 번도.</w:t>
-      </w:r>
-    </w:p>
-    <w:p>
-      <w:pPr>
-        <w:pStyle w:val="BodyText"/>
-      </w:pPr>
-      <w:r>
-        <w:t xml:space="preserve">알렉세이: 파이 덕분이지. 할머니가 여섯 개 싸 주셨어. 거절 안 하시더라.</w:t>
-      </w:r>
-    </w:p>
-    <w:p>
-      <w:pPr>
-        <w:pStyle w:val="BodyText"/>
-      </w:pPr>
-      <w:r>
-        <w:t xml:space="preserve">도윤: 손으로 건네는 음식은 절대 거절 안 하셔. 그것도 다나카 씨야.</w:t>
+        <w:t xml:space="preserve">도윤: 주무셔. 차에서 주무시는 건 처음 봐, 20년 동안 한 번도 없었어.</w:t>
+      </w:r>
+    </w:p>
+    <w:p>
+      <w:pPr>
+        <w:pStyle w:val="BodyText"/>
+      </w:pPr>
+      <w:r>
+        <w:t xml:space="preserve">알렉세이: 다 파이 덕분이지. 할머니가 여섯 개 싸 주셨는데 거절 안 하시더라.</w:t>
+      </w:r>
+    </w:p>
+    <w:p>
+      <w:pPr>
+        <w:pStyle w:val="BodyText"/>
+      </w:pPr>
+      <w:r>
+        <w:t xml:space="preserve">도윤: 손으로 건네는 음식은 절대 거절 안 하셔. 그것도 다나카 씨한테서 온 거야.</w:t>
       </w:r>
     </w:p>
     <w:p>
@@ -4304,87 +4304,87 @@
         <w:pStyle w:val="BodyText"/>
       </w:pPr>
       <w:r>
-        <w:t xml:space="preserve">도윤: 물으셨어: 「그들이 상자를 받았다면 — 우리는 어떻게 했을까?」 내가: 「계약을 파기했겠죠」. 한참 말씀이 없으셨어. 그러고는: 「아니. 넌 이해 못 했어. 우리는 러시아를 잃었겠지. 그들은 — 자기 자신을. 그게 더 나빠. 러시아는 되찾을 수 있어. 자기 자신은 — 거의 못 찾아」.</w:t>
-      </w:r>
-    </w:p>
-    <w:p>
-      <w:pPr>
-        <w:pStyle w:val="BodyText"/>
-      </w:pPr>
-      <w:r>
-        <w:t xml:space="preserve">알렉세이: 자기 자신. 할머니도 똑같이 말씀하셨을 거야.</w:t>
-      </w:r>
-    </w:p>
-    <w:p>
-      <w:pPr>
-        <w:pStyle w:val="BodyText"/>
-      </w:pPr>
-      <w:r>
-        <w:t xml:space="preserve">도윤: 그리고 하나 더. 아침에, 마을 가기 전에. 이상한 걸 물으셨어. 뭐라고 답해야 할지 몰랐어.</w:t>
-      </w:r>
-    </w:p>
-    <w:p>
-      <w:pPr>
-        <w:pStyle w:val="BodyText"/>
-      </w:pPr>
-      <w:r>
-        <w:t xml:space="preserve">알렉세이: 뭔데?</w:t>
-      </w:r>
-    </w:p>
-    <w:p>
-      <w:pPr>
-        <w:pStyle w:val="BodyText"/>
-      </w:pPr>
-      <w:r>
-        <w:t xml:space="preserve">도윤: 물으셨어: 「’모스트’는 왜 자기 브랜드가 없지?」</w:t>
-      </w:r>
-    </w:p>
-    <w:p>
-      <w:pPr>
-        <w:pStyle w:val="BodyText"/>
-      </w:pPr>
-      <w:r>
-        <w:t xml:space="preserve">알렉세이: 자기 브랜드? 자기 젤? 우린 유통사야, 도윤. 너희 걸 팔지.</w:t>
-      </w:r>
-    </w:p>
-    <w:p>
-      <w:pPr>
-        <w:pStyle w:val="BodyText"/>
-      </w:pPr>
-      <w:r>
-        <w:t xml:space="preserve">도윤: 나도 그렇게 말씀드렸어. 그랬더니: 「오늘은 우리 젤을 팔지. 5년 뒤엔 그들만의 이름이 생길 거야. 반드시. 그런 사람들은 평생 남의 유통사로 남지 않아. 나는 그 이름을 우리가 만들었으면 해. 우리 공장에서. 우리 없이보다는 우리와 함께가 낫지」.</w:t>
-      </w:r>
-    </w:p>
-    <w:p>
-      <w:pPr>
-        <w:pStyle w:val="BodyText"/>
-      </w:pPr>
-      <w:r>
-        <w:t xml:space="preserve">알렉세이: 자기 브랜드. 「모스트」. 상자 위에. 그건… 한 번도 생각해 본 적 없어.</w:t>
-      </w:r>
-    </w:p>
-    <w:p>
-      <w:pPr>
-        <w:pStyle w:val="BodyText"/>
-      </w:pPr>
-      <w:r>
-        <w:t xml:space="preserve">도윤: 생각해 봐. 대표님이: 「생각하게 둬. 재촉하지 마」. 그리고 잠드셨어.</w:t>
-      </w:r>
-    </w:p>
-    <w:p>
-      <w:pPr>
-        <w:pStyle w:val="BodyText"/>
-      </w:pPr>
-      <w:r>
-        <w:t xml:space="preserve">알렉세이: 할머니라면 그러셨을 거야: 먼저 배워라. 그다음에 네 이름으로 서명해라.</w:t>
-      </w:r>
-    </w:p>
-    <w:p>
-      <w:pPr>
-        <w:pStyle w:val="BodyText"/>
-      </w:pPr>
-      <w:r>
-        <w:t xml:space="preserve">도윤: 대표님도 거의 똑같이 말씀하셨어. 료샤, 그건 이런 뜻이야: 너희는 이미 배웠다는 것.</w:t>
+        <w:t xml:space="preserve">도윤: 「그들이 상자를 받았다면 우리는 어떻게 했을까?」라고 물으셨어. 내가 「계약을 파기했겠죠」라고 했더니, 한참 말씀이 없다가: 「아니, 넌 이해 못 했어. 우리는 러시아를 잃고, 그들은 자기 자신을 잃었겠지. 그게 더 나빠. 러시아는 되찾을 수 있지만, 자기 자신은 거의 못 찾아」.</w:t>
+      </w:r>
+    </w:p>
+    <w:p>
+      <w:pPr>
+        <w:pStyle w:val="BodyText"/>
+      </w:pPr>
+      <w:r>
+        <w:t xml:space="preserve">알렉세이: 자기 자신을 잃는다… 할머니도 똑같이 말씀하셨을 거야.</w:t>
+      </w:r>
+    </w:p>
+    <w:p>
+      <w:pPr>
+        <w:pStyle w:val="BodyText"/>
+      </w:pPr>
+      <w:r>
+        <w:t xml:space="preserve">도윤: 그리고 하나 더. 아침에 마을 가기 전에 이상한 걸 물으셨는데, 뭐라고 답해야 할지 몰랐어.</w:t>
+      </w:r>
+    </w:p>
+    <w:p>
+      <w:pPr>
+        <w:pStyle w:val="BodyText"/>
+      </w:pPr>
+      <w:r>
+        <w:t xml:space="preserve">알렉세이: 뭘 물으셨는데? 이제 궁금하네.</w:t>
+      </w:r>
+    </w:p>
+    <w:p>
+      <w:pPr>
+        <w:pStyle w:val="BodyText"/>
+      </w:pPr>
+      <w:r>
+        <w:t xml:space="preserve">도윤: 이렇게 물으셨어: 「’모스트’는 왜 자기 브랜드가 없지?」</w:t>
+      </w:r>
+    </w:p>
+    <w:p>
+      <w:pPr>
+        <w:pStyle w:val="BodyText"/>
+      </w:pPr>
+      <w:r>
+        <w:t xml:space="preserve">알렉세이: 자기 브랜드? 자기 젤? 하지만 우린 유통사잖아, 도윤. 너희 젤을 팔지.</w:t>
+      </w:r>
+    </w:p>
+    <w:p>
+      <w:pPr>
+        <w:pStyle w:val="BodyText"/>
+      </w:pPr>
+      <w:r>
+        <w:t xml:space="preserve">도윤: 나도 그렇게 말씀드렸어. 그랬더니: 「오늘은 우리 젤을 팔지. 5년 뒤엔 반드시 그들만의 이름이 생길 거야. 그런 사람들은 평생 남의 유통사로 남지 않아. 나는 그 이름을 우리 공장에서 만들었으면 해. 우리 없이보다는 우리와 함께가 낫지」.</w:t>
+      </w:r>
+    </w:p>
+    <w:p>
+      <w:pPr>
+        <w:pStyle w:val="BodyText"/>
+      </w:pPr>
+      <w:r>
+        <w:t xml:space="preserve">알렉세이: 자기 브랜드, 상자 위의 「모스트」… 그런 건 한 번도 생각해 본 적 없어.</w:t>
+      </w:r>
+    </w:p>
+    <w:p>
+      <w:pPr>
+        <w:pStyle w:val="BodyText"/>
+      </w:pPr>
+      <w:r>
+        <w:t xml:space="preserve">도윤: 생각해 봐. 대표님이 「생각하게 둬, 재촉하지 마」 하시고는 잠드셨어.</w:t>
+      </w:r>
+    </w:p>
+    <w:p>
+      <w:pPr>
+        <w:pStyle w:val="BodyText"/>
+      </w:pPr>
+      <w:r>
+        <w:t xml:space="preserve">알렉세이: 할머니라면 그러셨을 거야: 먼저 배우고, 그다음에 네 이름으로 서명해라.</w:t>
+      </w:r>
+    </w:p>
+    <w:p>
+      <w:pPr>
+        <w:pStyle w:val="BodyText"/>
+      </w:pPr>
+      <w:r>
+        <w:t xml:space="preserve">도윤: 대표님도 거의 똑같이 말씀하셨어. 료샤, 그건 너희가 이미 배웠다는 뜻이야.</w:t>
       </w:r>
     </w:p>
     <w:bookmarkEnd w:id="37"/>
